--- a/docs/testing/Curls-ftd-spi-employee.docx
+++ b/docs/testing/Curls-ftd-spi-employee.docx
@@ -212,7 +212,7 @@
           <w:sz w:val="17"/>
           <w:szCs w:val="17"/>
         </w:rPr>
-        <w:t xml:space="preserve">curl -s -X POST "$BASE_URL/api/v1/auth/token" \</w:t>
+        <w:t xml:space="preserve">curl -s -X POST "$BASE_URL/ftd-spi-employee/rest/security/token" \</w:t>
       </w:r>
     </w:p>
     <w:p>
@@ -303,7 +303,7 @@
           <w:sz w:val="17"/>
           <w:szCs w:val="17"/>
         </w:rPr>
-        <w:t xml:space="preserve">export TOKEN=$(curl -s -X POST "$BASE_URL/api/v1/auth/token" \</w:t>
+        <w:t xml:space="preserve">export TOKEN=$(curl -s -X POST "$BASE_URL/ftd-spi-employee/rest/security/token" \</w:t>
       </w:r>
     </w:p>
     <w:p>
@@ -368,7 +368,7 @@
           <w:sz w:val="17"/>
           <w:szCs w:val="17"/>
         </w:rPr>
-        <w:t xml:space="preserve">curl -s -o /dev/null -w "%{http_code}\n" -X POST "$BASE_URL/api/v1/auth/token" \</w:t>
+        <w:t xml:space="preserve">curl -s -o /dev/null -w "%{http_code}\n" -X POST "$BASE_URL/ftd-spi-employee/rest/security/token" \</w:t>
       </w:r>
     </w:p>
     <w:p>
@@ -474,7 +474,7 @@
           <w:sz w:val="17"/>
           <w:szCs w:val="17"/>
         </w:rPr>
-        <w:t xml:space="preserve">curl -s -X POST "$BASE_URL/api/v1/employees" \</w:t>
+        <w:t xml:space="preserve">curl -s -X POST "$BASE_URL/ftd-spi-employee/rest/employee/create" \</w:t>
       </w:r>
     </w:p>
     <w:p>
@@ -864,7 +864,7 @@
           <w:sz w:val="17"/>
           <w:szCs w:val="17"/>
         </w:rPr>
-        <w:t xml:space="preserve">curl -s -X POST "$BASE_URL/api/v1/employees/search" \</w:t>
+        <w:t xml:space="preserve">curl -s -X POST "$BASE_URL/ftd-spi-employee/rest/employee/get" \</w:t>
       </w:r>
     </w:p>
     <w:p>
@@ -985,7 +985,7 @@
           <w:sz w:val="17"/>
           <w:szCs w:val="17"/>
         </w:rPr>
-        <w:t xml:space="preserve">curl -s -X POST "$BASE_URL/api/v1/employees/list" \</w:t>
+        <w:t xml:space="preserve">curl -s -X POST "$BASE_URL/ftd-spi-employee/rest/employee/list" \</w:t>
       </w:r>
     </w:p>
     <w:p>
@@ -1106,7 +1106,7 @@
           <w:sz w:val="17"/>
           <w:szCs w:val="17"/>
         </w:rPr>
-        <w:t xml:space="preserve">curl -s -X POST "$BASE_URL/api/v1/employees/update" \</w:t>
+        <w:t xml:space="preserve">curl -s -X POST "$BASE_URL/ftd-spi-employee/rest/employee/update" \</w:t>
       </w:r>
     </w:p>
     <w:p>
@@ -1227,7 +1227,7 @@
           <w:sz w:val="17"/>
           <w:szCs w:val="17"/>
         </w:rPr>
-        <w:t xml:space="preserve">curl -s -o /dev/null -w "%{http_code}\n" -X POST "$BASE_URL/api/v1/employees/delete" \</w:t>
+        <w:t xml:space="preserve">curl -s -o /dev/null -w "%{http_code}\n" -X POST "$BASE_URL/ftd-spi-employee/rest/employee/delete" \</w:t>
       </w:r>
     </w:p>
     <w:p>
@@ -1365,7 +1365,7 @@
           <w:sz w:val="17"/>
           <w:szCs w:val="17"/>
         </w:rPr>
-        <w:t xml:space="preserve">curl -s -o /dev/null -w "%{http_code}\n" -X POST "$BASE_URL/api/v1/employees/search" \</w:t>
+        <w:t xml:space="preserve">curl -s -o /dev/null -w "%{http_code}\n" -X POST "$BASE_URL/ftd-spi-employee/rest/employee/get" \</w:t>
       </w:r>
     </w:p>
     <w:p>
@@ -1454,7 +1454,7 @@
           <w:sz w:val="17"/>
           <w:szCs w:val="17"/>
         </w:rPr>
-        <w:t xml:space="preserve">curl -s -o /dev/null -w "%{http_code}\n" -X POST "$BASE_URL/api/v1/employees/search" \</w:t>
+        <w:t xml:space="preserve">curl -s -o /dev/null -w "%{http_code}\n" -X POST "$BASE_URL/ftd-spi-employee/rest/employee/get" \</w:t>
       </w:r>
     </w:p>
     <w:p>
@@ -1543,7 +1543,7 @@
           <w:sz w:val="17"/>
           <w:szCs w:val="17"/>
         </w:rPr>
-        <w:t xml:space="preserve">curl -s -o /dev/null -w "%{http_code}\n" -X POST "$BASE_URL/api/v1/employees/search" \</w:t>
+        <w:t xml:space="preserve">curl -s -o /dev/null -w "%{http_code}\n" -X POST "$BASE_URL/ftd-spi-employee/rest/employee/get" \</w:t>
       </w:r>
     </w:p>
     <w:p>
@@ -1632,7 +1632,7 @@
           <w:sz w:val="17"/>
           <w:szCs w:val="17"/>
         </w:rPr>
-        <w:t xml:space="preserve">curl -s -o /dev/null -w "%{http_code}\n" -X POST "$BASE_URL/api/v1/employees/search" \</w:t>
+        <w:t xml:space="preserve">curl -s -o /dev/null -w "%{http_code}\n" -X POST "$BASE_URL/ftd-spi-employee/rest/employee/get" \</w:t>
       </w:r>
     </w:p>
     <w:p>
@@ -1721,7 +1721,7 @@
           <w:sz w:val="17"/>
           <w:szCs w:val="17"/>
         </w:rPr>
-        <w:t xml:space="preserve">curl -s -X POST "$BASE_URL/api/v1/employees" \</w:t>
+        <w:t xml:space="preserve">curl -s -X POST "$BASE_URL/ftd-spi-employee/rest/employee/create" \</w:t>
       </w:r>
     </w:p>
     <w:p>
@@ -1809,7 +1809,7 @@
           <w:sz w:val="20"/>
           <w:szCs w:val="20"/>
         </w:rPr>
-        <w:t xml:space="preserve">400 — {"statusCode":400,"message":"Bad Request","errors":[...],"path":"/api/v1/employees"}</w:t>
+        <w:t xml:space="preserve">400 — {"statusCode":400,"message":"Bad Request","errors":[...],"path":"/ftd-spi-employee/rest/employee/create"}</w:t>
       </w:r>
     </w:p>
     <w:p>
@@ -1842,7 +1842,7 @@
           <w:sz w:val="17"/>
           <w:szCs w:val="17"/>
         </w:rPr>
-        <w:t xml:space="preserve">curl -s -o /dev/null -w "%{http_code}\n" -X POST "$BASE_URL/api/v1/employees/search" \</w:t>
+        <w:t xml:space="preserve">curl -s -o /dev/null -w "%{http_code}\n" -X POST "$BASE_URL/ftd-spi-employee/rest/employee/get" \</w:t>
       </w:r>
     </w:p>
     <w:p>
@@ -1931,7 +1931,7 @@
           <w:sz w:val="17"/>
           <w:szCs w:val="17"/>
         </w:rPr>
-        <w:t xml:space="preserve">curl -s -o /dev/null -w "%{http_code}\n" -X POST "$BASE_URL/api/v1/employees/search" \</w:t>
+        <w:t xml:space="preserve">curl -s -o /dev/null -w "%{http_code}\n" -X POST "$BASE_URL/ftd-spi-employee/rest/employee/get" \</w:t>
       </w:r>
     </w:p>
     <w:p>
@@ -2251,7 +2251,7 @@
           <w:sz w:val="17"/>
           <w:szCs w:val="17"/>
         </w:rPr>
-        <w:t xml:space="preserve">curl -s -X POST "$BASE_URL/api/v1/employees" \</w:t>
+        <w:t xml:space="preserve">curl -s -X POST "$BASE_URL/ftd-spi-employee/rest/employee/create" \</w:t>
       </w:r>
     </w:p>
     <w:p>
@@ -2452,7 +2452,7 @@
           <w:sz w:val="17"/>
           <w:szCs w:val="17"/>
         </w:rPr>
-        <w:t xml:space="preserve">curl -s -o /dev/null -w "%{http_code}\n" -X POST "$BASE_URL/api/v1/employees" \</w:t>
+        <w:t xml:space="preserve">curl -s -o /dev/null -w "%{http_code}\n" -X POST "$BASE_URL/ftd-spi-employee/rest/employee/create" \</w:t>
       </w:r>
     </w:p>
     <w:p>

--- a/docs/testing/Curls-ftd-spi-employee.docx
+++ b/docs/testing/Curls-ftd-spi-employee.docx
@@ -28,10 +28,10 @@
         <w:rPr>
           <w:rFonts w:ascii="Arial" w:cs="Arial" w:eastAsia="Arial" w:hAnsi="Arial"/>
           <w:color w:val="555555"/>
-          <w:sz w:val="26"/>
-          <w:szCs w:val="26"/>
-        </w:rPr>
-        <w:t xml:space="preserve">cURLs de prueba — colección Postman</w:t>
+          <w:sz w:val="24"/>
+          <w:szCs w:val="24"/>
+        </w:rPr>
+        <w:t xml:space="preserve">cURLs de prueba — colección Postman (P2C, cifrado)</w:t>
       </w:r>
     </w:p>
     <w:p>
@@ -44,7 +44,7 @@
           <w:sz w:val="22"/>
           <w:szCs w:val="22"/>
         </w:rPr>
-        <w:t xml:space="preserve">Comandos equivalentes a postman/ftd-spi-employee.postman_collection.json. Sintaxis bash (Git Bash / Linux / macOS); en PowerShell usar curl.exe. Reemplazar BASE_URL, CLIENT_ID y CLIENT_SECRET según el ambiente.</w:t>
+        <w:t xml:space="preserve">Equivalentes a postman/ftd-spi-employee.postman_collection.json. Todas las operaciones van cifradas (estándar P2C con crypto-js), como las llama el front. Sintaxis bash; en PowerShell usar curl.exe.</w:t>
       </w:r>
     </w:p>
     <w:p>
@@ -61,7 +61,7 @@
           <w:sz w:val="28"/>
           <w:szCs w:val="28"/>
         </w:rPr>
-        <w:t xml:space="preserve">Variables de ambiente</w:t>
+        <w:t xml:space="preserve">Variables y helpers</w:t>
       </w:r>
     </w:p>
     <w:p>
@@ -95,40 +95,24 @@
         <w:rPr>
           <w:rFonts w:ascii="Consolas" w:cs="Consolas" w:eastAsia="Consolas" w:hAnsi="Consolas"/>
           <w:color w:val="D8F0D8"/>
-          <w:sz w:val="17"/>
-          <w:szCs w:val="17"/>
-        </w:rPr>
-        <w:t xml:space="preserve">export BASE_URL="http://localhost:8080"      # local</w:t>
-      </w:r>
-    </w:p>
-    <w:p>
-      <w:pPr>
-        <w:shd w:fill="1E1E2E" w:val="clear"/>
-        <w:spacing w:after="0"/>
-        <w:ind w:left="160"/>
-      </w:pPr>
-      <w:r>
-        <w:rPr>
-          <w:rFonts w:ascii="Consolas" w:cs="Consolas" w:eastAsia="Consolas" w:hAnsi="Consolas"/>
-          <w:color w:val="D8F0D8"/>
-          <w:sz w:val="17"/>
-          <w:szCs w:val="17"/>
-        </w:rPr>
-        <w:t xml:space="preserve"># export BASE_URL="https://ftd-spi-employee-&lt;hash&gt;-ue.a.run.app"  # Cloud Run</w:t>
-      </w:r>
-    </w:p>
-    <w:p>
-      <w:pPr>
-        <w:shd w:fill="1E1E2E" w:val="clear"/>
-        <w:spacing w:after="0"/>
-        <w:ind w:left="160"/>
-      </w:pPr>
-      <w:r>
-        <w:rPr>
-          <w:rFonts w:ascii="Consolas" w:cs="Consolas" w:eastAsia="Consolas" w:hAnsi="Consolas"/>
-          <w:color w:val="D8F0D8"/>
-          <w:sz w:val="17"/>
-          <w:szCs w:val="17"/>
+          <w:sz w:val="16"/>
+          <w:szCs w:val="16"/>
+        </w:rPr>
+        <w:t xml:space="preserve">export BASE_URL="http://localhost:8080"        # local (Cloud Run: https://&lt;host&gt;)</w:t>
+      </w:r>
+    </w:p>
+    <w:p>
+      <w:pPr>
+        <w:shd w:fill="1E1E2E" w:val="clear"/>
+        <w:spacing w:after="0"/>
+        <w:ind w:left="160"/>
+      </w:pPr>
+      <w:r>
+        <w:rPr>
+          <w:rFonts w:ascii="Consolas" w:cs="Consolas" w:eastAsia="Consolas" w:hAnsi="Consolas"/>
+          <w:color w:val="D8F0D8"/>
+          <w:sz w:val="16"/>
+          <w:szCs w:val="16"/>
         </w:rPr>
         <w:t xml:space="preserve">export CLIENT_ID="hr-integration"</w:t>
       </w:r>
@@ -143,26 +127,234 @@
         <w:rPr>
           <w:rFonts w:ascii="Consolas" w:cs="Consolas" w:eastAsia="Consolas" w:hAnsi="Consolas"/>
           <w:color w:val="D8F0D8"/>
-          <w:sz w:val="17"/>
-          <w:szCs w:val="17"/>
-        </w:rPr>
-        <w:t xml:space="preserve">export CLIENT_SECRET="local-secret-2026"       # secreto de prueba local</w:t>
-      </w:r>
-    </w:p>
-    <w:p>
-      <w:pPr>
-        <w:shd w:fill="1E1E2E" w:val="clear"/>
-        <w:spacing w:after="0"/>
-        <w:ind w:left="160"/>
-      </w:pPr>
-      <w:r>
-        <w:rPr>
-          <w:rFonts w:ascii="Consolas" w:cs="Consolas" w:eastAsia="Consolas" w:hAnsi="Consolas"/>
-          <w:color w:val="D8F0D8"/>
-          <w:sz w:val="17"/>
-          <w:szCs w:val="17"/>
-        </w:rPr>
-        <w:t xml:space="preserve">export PAYLOAD_KEY="portal-shared-key-2026"    # passphrase de cifrado (= PAYLOAD_ENCRYPTION_KEY)</w:t>
+          <w:sz w:val="16"/>
+          <w:szCs w:val="16"/>
+        </w:rPr>
+        <w:t xml:space="preserve">export CLIENT_SECRET="local-secret-2026"</w:t>
+      </w:r>
+    </w:p>
+    <w:p>
+      <w:pPr>
+        <w:shd w:fill="1E1E2E" w:val="clear"/>
+        <w:spacing w:after="0"/>
+        <w:ind w:left="160"/>
+      </w:pPr>
+      <w:r>
+        <w:rPr>
+          <w:rFonts w:ascii="Consolas" w:cs="Consolas" w:eastAsia="Consolas" w:hAnsi="Consolas"/>
+          <w:color w:val="D8F0D8"/>
+          <w:sz w:val="16"/>
+          <w:szCs w:val="16"/>
+        </w:rPr>
+        <w:t xml:space="preserve">export PAYLOAD_KEY="portal-shared-key-2026"    # = PAYLOAD_ENCRYPTION_KEY del backend</w:t>
+      </w:r>
+    </w:p>
+    <w:p>
+      <w:pPr>
+        <w:shd w:fill="1E1E2E" w:val="clear"/>
+        <w:spacing w:after="0"/>
+        <w:ind w:left="160"/>
+      </w:pPr>
+      <w:r>
+        <w:rPr>
+          <w:rFonts w:ascii="Consolas" w:cs="Consolas" w:eastAsia="Consolas" w:hAnsi="Consolas"/>
+          <w:color w:val="D8F0D8"/>
+          <w:sz w:val="16"/>
+          <w:szCs w:val="16"/>
+        </w:rPr>
+        <w:t xml:space="preserve"> </w:t>
+      </w:r>
+    </w:p>
+    <w:p>
+      <w:pPr>
+        <w:shd w:fill="1E1E2E" w:val="clear"/>
+        <w:spacing w:after="0"/>
+        <w:ind w:left="160"/>
+      </w:pPr>
+      <w:r>
+        <w:rPr>
+          <w:rFonts w:ascii="Consolas" w:cs="Consolas" w:eastAsia="Consolas" w:hAnsi="Consolas"/>
+          <w:color w:val="D8F0D8"/>
+          <w:sz w:val="16"/>
+          <w:szCs w:val="16"/>
+        </w:rPr>
+        <w:t xml:space="preserve"># cifra el JSON de stdin (CryptoJS.AES)</w:t>
+      </w:r>
+    </w:p>
+    <w:p>
+      <w:pPr>
+        <w:shd w:fill="1E1E2E" w:val="clear"/>
+        <w:spacing w:after="0"/>
+        <w:ind w:left="160"/>
+      </w:pPr>
+      <w:r>
+        <w:rPr>
+          <w:rFonts w:ascii="Consolas" w:cs="Consolas" w:eastAsia="Consolas" w:hAnsi="Consolas"/>
+          <w:color w:val="D8F0D8"/>
+          <w:sz w:val="16"/>
+          <w:szCs w:val="16"/>
+        </w:rPr>
+        <w:t xml:space="preserve">enc() { node -e 'const C=require("crypto-js");let d="";process.stdin.on("data",c=&gt;d+=c)</w:t>
+      </w:r>
+    </w:p>
+    <w:p>
+      <w:pPr>
+        <w:shd w:fill="1E1E2E" w:val="clear"/>
+        <w:spacing w:after="0"/>
+        <w:ind w:left="160"/>
+      </w:pPr>
+      <w:r>
+        <w:rPr>
+          <w:rFonts w:ascii="Consolas" w:cs="Consolas" w:eastAsia="Consolas" w:hAnsi="Consolas"/>
+          <w:color w:val="D8F0D8"/>
+          <w:sz w:val="16"/>
+          <w:szCs w:val="16"/>
+        </w:rPr>
+        <w:t xml:space="preserve">  .on("end",()=&gt;process.stdout.write(C.AES.encrypt(d,process.env.PAYLOAD_KEY).toString()))'; }</w:t>
+      </w:r>
+    </w:p>
+    <w:p>
+      <w:pPr>
+        <w:shd w:fill="1E1E2E" w:val="clear"/>
+        <w:spacing w:after="0"/>
+        <w:ind w:left="160"/>
+      </w:pPr>
+      <w:r>
+        <w:rPr>
+          <w:rFonts w:ascii="Consolas" w:cs="Consolas" w:eastAsia="Consolas" w:hAnsi="Consolas"/>
+          <w:color w:val="D8F0D8"/>
+          <w:sz w:val="16"/>
+          <w:szCs w:val="16"/>
+        </w:rPr>
+        <w:t xml:space="preserve"># descifra el ResponseJson de la respuesta</w:t>
+      </w:r>
+    </w:p>
+    <w:p>
+      <w:pPr>
+        <w:shd w:fill="1E1E2E" w:val="clear"/>
+        <w:spacing w:after="0"/>
+        <w:ind w:left="160"/>
+      </w:pPr>
+      <w:r>
+        <w:rPr>
+          <w:rFonts w:ascii="Consolas" w:cs="Consolas" w:eastAsia="Consolas" w:hAnsi="Consolas"/>
+          <w:color w:val="D8F0D8"/>
+          <w:sz w:val="16"/>
+          <w:szCs w:val="16"/>
+        </w:rPr>
+        <w:t xml:space="preserve">dec() { node -e 'const C=require("crypto-js");let d="";process.stdin.on("data",c=&gt;d+=c)</w:t>
+      </w:r>
+    </w:p>
+    <w:p>
+      <w:pPr>
+        <w:shd w:fill="1E1E2E" w:val="clear"/>
+        <w:spacing w:after="0"/>
+        <w:ind w:left="160"/>
+      </w:pPr>
+      <w:r>
+        <w:rPr>
+          <w:rFonts w:ascii="Consolas" w:cs="Consolas" w:eastAsia="Consolas" w:hAnsi="Consolas"/>
+          <w:color w:val="D8F0D8"/>
+          <w:sz w:val="16"/>
+          <w:szCs w:val="16"/>
+        </w:rPr>
+        <w:t xml:space="preserve">  .on("end",()=&gt;{const r=JSON.parse(d);process.stdout.write(r.ResponseJson</w:t>
+      </w:r>
+    </w:p>
+    <w:p>
+      <w:pPr>
+        <w:shd w:fill="1E1E2E" w:val="clear"/>
+        <w:spacing w:after="0"/>
+        <w:ind w:left="160"/>
+      </w:pPr>
+      <w:r>
+        <w:rPr>
+          <w:rFonts w:ascii="Consolas" w:cs="Consolas" w:eastAsia="Consolas" w:hAnsi="Consolas"/>
+          <w:color w:val="D8F0D8"/>
+          <w:sz w:val="16"/>
+          <w:szCs w:val="16"/>
+        </w:rPr>
+        <w:t xml:space="preserve">    ?C.AES.decrypt(r.ResponseJson,process.env.PAYLOAD_KEY).toString(C.enc.Utf8):d)})'; }</w:t>
+      </w:r>
+    </w:p>
+    <w:p>
+      <w:pPr>
+        <w:shd w:fill="1E1E2E" w:val="clear"/>
+        <w:spacing w:after="0"/>
+        <w:ind w:left="160"/>
+      </w:pPr>
+      <w:r>
+        <w:rPr>
+          <w:rFonts w:ascii="Consolas" w:cs="Consolas" w:eastAsia="Consolas" w:hAnsi="Consolas"/>
+          <w:color w:val="D8F0D8"/>
+          <w:sz w:val="16"/>
+          <w:szCs w:val="16"/>
+        </w:rPr>
+        <w:t xml:space="preserve"># POST cifrado: post &lt;ruta&gt; '&lt;json&gt;'</w:t>
+      </w:r>
+    </w:p>
+    <w:p>
+      <w:pPr>
+        <w:shd w:fill="1E1E2E" w:val="clear"/>
+        <w:spacing w:after="0"/>
+        <w:ind w:left="160"/>
+      </w:pPr>
+      <w:r>
+        <w:rPr>
+          <w:rFonts w:ascii="Consolas" w:cs="Consolas" w:eastAsia="Consolas" w:hAnsi="Consolas"/>
+          <w:color w:val="D8F0D8"/>
+          <w:sz w:val="16"/>
+          <w:szCs w:val="16"/>
+        </w:rPr>
+        <w:t xml:space="preserve">post() { curl -s -X POST "$BASE_URL/ftd-spi-employee/rest/$1" \</w:t>
+      </w:r>
+    </w:p>
+    <w:p>
+      <w:pPr>
+        <w:shd w:fill="1E1E2E" w:val="clear"/>
+        <w:spacing w:after="0"/>
+        <w:ind w:left="160"/>
+      </w:pPr>
+      <w:r>
+        <w:rPr>
+          <w:rFonts w:ascii="Consolas" w:cs="Consolas" w:eastAsia="Consolas" w:hAnsi="Consolas"/>
+          <w:color w:val="D8F0D8"/>
+          <w:sz w:val="16"/>
+          <w:szCs w:val="16"/>
+        </w:rPr>
+        <w:t xml:space="preserve">  -H "Authorization: Bearer $TOKEN" -H "X-Country-Code: VE" \</w:t>
+      </w:r>
+    </w:p>
+    <w:p>
+      <w:pPr>
+        <w:shd w:fill="1E1E2E" w:val="clear"/>
+        <w:spacing w:after="0"/>
+        <w:ind w:left="160"/>
+      </w:pPr>
+      <w:r>
+        <w:rPr>
+          <w:rFonts w:ascii="Consolas" w:cs="Consolas" w:eastAsia="Consolas" w:hAnsi="Consolas"/>
+          <w:color w:val="D8F0D8"/>
+          <w:sz w:val="16"/>
+          <w:szCs w:val="16"/>
+        </w:rPr>
+        <w:t xml:space="preserve">  -H "Content-Type: application/x-www-form-urlencoded" \</w:t>
+      </w:r>
+    </w:p>
+    <w:p>
+      <w:pPr>
+        <w:shd w:fill="1E1E2E" w:val="clear"/>
+        <w:spacing w:after="0"/>
+        <w:ind w:left="160"/>
+      </w:pPr>
+      <w:r>
+        <w:rPr>
+          <w:rFonts w:ascii="Consolas" w:cs="Consolas" w:eastAsia="Consolas" w:hAnsi="Consolas"/>
+          <w:color w:val="D8F0D8"/>
+          <w:sz w:val="16"/>
+          <w:szCs w:val="16"/>
+        </w:rPr>
+        <w:t xml:space="preserve">  --data-urlencode "RequestJson=$(printf '%s' "$2" | enc)"; }</w:t>
       </w:r>
     </w:p>
     <w:p>
@@ -209,24 +401,24 @@
         <w:rPr>
           <w:rFonts w:ascii="Consolas" w:cs="Consolas" w:eastAsia="Consolas" w:hAnsi="Consolas"/>
           <w:color w:val="D8F0D8"/>
-          <w:sz w:val="17"/>
-          <w:szCs w:val="17"/>
-        </w:rPr>
-        <w:t xml:space="preserve">curl -s -X POST "$BASE_URL/ftd-spi-employee/rest/security/token" \</w:t>
-      </w:r>
-    </w:p>
-    <w:p>
-      <w:pPr>
-        <w:shd w:fill="1E1E2E" w:val="clear"/>
-        <w:spacing w:after="0"/>
-        <w:ind w:left="160"/>
-      </w:pPr>
-      <w:r>
-        <w:rPr>
-          <w:rFonts w:ascii="Consolas" w:cs="Consolas" w:eastAsia="Consolas" w:hAnsi="Consolas"/>
-          <w:color w:val="D8F0D8"/>
-          <w:sz w:val="17"/>
-          <w:szCs w:val="17"/>
+          <w:sz w:val="16"/>
+          <w:szCs w:val="16"/>
+        </w:rPr>
+        <w:t xml:space="preserve">export TOKEN=$(curl -s -X POST "$BASE_URL/ftd-spi-employee/rest/security/token" \</w:t>
+      </w:r>
+    </w:p>
+    <w:p>
+      <w:pPr>
+        <w:shd w:fill="1E1E2E" w:val="clear"/>
+        <w:spacing w:after="0"/>
+        <w:ind w:left="160"/>
+      </w:pPr>
+      <w:r>
+        <w:rPr>
+          <w:rFonts w:ascii="Consolas" w:cs="Consolas" w:eastAsia="Consolas" w:hAnsi="Consolas"/>
+          <w:color w:val="D8F0D8"/>
+          <w:sz w:val="16"/>
+          <w:szCs w:val="16"/>
         </w:rPr>
         <w:t xml:space="preserve">  -H "Content-Type: application/json" \</w:t>
       </w:r>
@@ -241,10 +433,10 @@
         <w:rPr>
           <w:rFonts w:ascii="Consolas" w:cs="Consolas" w:eastAsia="Consolas" w:hAnsi="Consolas"/>
           <w:color w:val="D8F0D8"/>
-          <w:sz w:val="17"/>
-          <w:szCs w:val="17"/>
-        </w:rPr>
-        <w:t xml:space="preserve">  -d '{"client_id":"'"$CLIENT_ID"'","client_secret":"'"$CLIENT_SECRET"'"}'</w:t>
+          <w:sz w:val="16"/>
+          <w:szCs w:val="16"/>
+        </w:rPr>
+        <w:t xml:space="preserve">  -d '{"client_id":"'"$CLIENT_ID"'","client_secret":"'"$CLIENT_SECRET"'"}' | jq -r .access_token)</w:t>
       </w:r>
     </w:p>
     <w:p>
@@ -268,74 +460,7 @@
           <w:sz w:val="20"/>
           <w:szCs w:val="20"/>
         </w:rPr>
-        <w:t xml:space="preserve">200 — {"access_token":"...","token_type":"Bearer","expires_in":43200} (TTL 12 horas)</w:t>
-      </w:r>
-    </w:p>
-    <w:p>
-      <w:pPr>
-        <w:spacing w:after="120"/>
-        <w:rPr>
-          <w:b/>
-          <w:bCs/>
-        </w:rPr>
-      </w:pPr>
-      <w:r>
-        <w:rPr>
-          <w:rFonts w:ascii="Arial" w:cs="Arial" w:eastAsia="Arial" w:hAnsi="Arial"/>
-          <w:b/>
-          <w:bCs/>
-          <w:sz w:val="22"/>
-          <w:szCs w:val="22"/>
-        </w:rPr>
-        <w:t xml:space="preserve">Guardar el token para el resto de las pruebas:</w:t>
-      </w:r>
-    </w:p>
-    <w:p>
-      <w:pPr>
-        <w:shd w:fill="1E1E2E" w:val="clear"/>
-        <w:spacing w:after="0"/>
-        <w:ind w:left="160"/>
-      </w:pPr>
-      <w:r>
-        <w:rPr>
-          <w:rFonts w:ascii="Consolas" w:cs="Consolas" w:eastAsia="Consolas" w:hAnsi="Consolas"/>
-          <w:color w:val="D8F0D8"/>
-          <w:sz w:val="17"/>
-          <w:szCs w:val="17"/>
-        </w:rPr>
-        <w:t xml:space="preserve">export TOKEN=$(curl -s -X POST "$BASE_URL/ftd-spi-employee/rest/security/token" \</w:t>
-      </w:r>
-    </w:p>
-    <w:p>
-      <w:pPr>
-        <w:shd w:fill="1E1E2E" w:val="clear"/>
-        <w:spacing w:after="0"/>
-        <w:ind w:left="160"/>
-      </w:pPr>
-      <w:r>
-        <w:rPr>
-          <w:rFonts w:ascii="Consolas" w:cs="Consolas" w:eastAsia="Consolas" w:hAnsi="Consolas"/>
-          <w:color w:val="D8F0D8"/>
-          <w:sz w:val="17"/>
-          <w:szCs w:val="17"/>
-        </w:rPr>
-        <w:t xml:space="preserve">  -H "Content-Type: application/json" \</w:t>
-      </w:r>
-    </w:p>
-    <w:p>
-      <w:pPr>
-        <w:shd w:fill="1E1E2E" w:val="clear"/>
-        <w:spacing w:after="0"/>
-        <w:ind w:left="160"/>
-      </w:pPr>
-      <w:r>
-        <w:rPr>
-          <w:rFonts w:ascii="Consolas" w:cs="Consolas" w:eastAsia="Consolas" w:hAnsi="Consolas"/>
-          <w:color w:val="D8F0D8"/>
-          <w:sz w:val="17"/>
-          <w:szCs w:val="17"/>
-        </w:rPr>
-        <w:t xml:space="preserve">  -d '{"client_id":"'"$CLIENT_ID"'","client_secret":"'"$CLIENT_SECRET"'"}' | jq -r .access_token)</w:t>
+        <w:t xml:space="preserve">200 — expires_in: 43200 (12 h)</w:t>
       </w:r>
     </w:p>
     <w:p>
@@ -365,8 +490,8 @@
         <w:rPr>
           <w:rFonts w:ascii="Consolas" w:cs="Consolas" w:eastAsia="Consolas" w:hAnsi="Consolas"/>
           <w:color w:val="D8F0D8"/>
-          <w:sz w:val="17"/>
-          <w:szCs w:val="17"/>
+          <w:sz w:val="16"/>
+          <w:szCs w:val="16"/>
         </w:rPr>
         <w:t xml:space="preserve">curl -s -o /dev/null -w "%{http_code}\n" -X POST "$BASE_URL/ftd-spi-employee/rest/security/token" \</w:t>
       </w:r>
@@ -381,8 +506,8 @@
         <w:rPr>
           <w:rFonts w:ascii="Consolas" w:cs="Consolas" w:eastAsia="Consolas" w:hAnsi="Consolas"/>
           <w:color w:val="D8F0D8"/>
-          <w:sz w:val="17"/>
-          <w:szCs w:val="17"/>
+          <w:sz w:val="16"/>
+          <w:szCs w:val="16"/>
         </w:rPr>
         <w:t xml:space="preserve">  -H "Content-Type: application/json" \</w:t>
       </w:r>
@@ -397,8 +522,8 @@
         <w:rPr>
           <w:rFonts w:ascii="Consolas" w:cs="Consolas" w:eastAsia="Consolas" w:hAnsi="Consolas"/>
           <w:color w:val="D8F0D8"/>
-          <w:sz w:val="17"/>
-          <w:szCs w:val="17"/>
+          <w:sz w:val="16"/>
+          <w:szCs w:val="16"/>
         </w:rPr>
         <w:t xml:space="preserve">  -d '{"client_id":"'"$CLIENT_ID"'","client_secret":"wrong"}'</w:t>
       </w:r>
@@ -441,7 +566,20 @@
           <w:sz w:val="28"/>
           <w:szCs w:val="28"/>
         </w:rPr>
-        <w:t xml:space="preserve">2. CRUD de empleados (VE)</w:t>
+        <w:t xml:space="preserve">2. CRUD de empleados (cifrado P2C)</w:t>
+      </w:r>
+    </w:p>
+    <w:p>
+      <w:pPr>
+        <w:spacing w:after="120"/>
+      </w:pPr>
+      <w:r>
+        <w:rPr>
+          <w:rFonts w:ascii="Arial" w:cs="Arial" w:eastAsia="Arial" w:hAnsi="Arial"/>
+          <w:sz w:val="22"/>
+          <w:szCs w:val="22"/>
+        </w:rPr>
+        <w:t xml:space="preserve">Usan el helper post (cifra el body) y dec (descifra la respuesta).</w:t>
       </w:r>
     </w:p>
     <w:p>
@@ -458,343 +596,87 @@
           <w:sz w:val="23"/>
           <w:szCs w:val="23"/>
         </w:rPr>
-        <w:t xml:space="preserve">2.1 Crear empleado (201)</w:t>
-      </w:r>
-    </w:p>
-    <w:p>
-      <w:pPr>
-        <w:shd w:fill="1E1E2E" w:val="clear"/>
-        <w:spacing w:after="0"/>
-        <w:ind w:left="160"/>
-      </w:pPr>
-      <w:r>
-        <w:rPr>
-          <w:rFonts w:ascii="Consolas" w:cs="Consolas" w:eastAsia="Consolas" w:hAnsi="Consolas"/>
-          <w:color w:val="D8F0D8"/>
-          <w:sz w:val="17"/>
-          <w:szCs w:val="17"/>
-        </w:rPr>
-        <w:t xml:space="preserve">curl -s -X POST "$BASE_URL/ftd-spi-employee/rest/employee/create" \</w:t>
-      </w:r>
-    </w:p>
-    <w:p>
-      <w:pPr>
-        <w:shd w:fill="1E1E2E" w:val="clear"/>
-        <w:spacing w:after="0"/>
-        <w:ind w:left="160"/>
-      </w:pPr>
-      <w:r>
-        <w:rPr>
-          <w:rFonts w:ascii="Consolas" w:cs="Consolas" w:eastAsia="Consolas" w:hAnsi="Consolas"/>
-          <w:color w:val="D8F0D8"/>
-          <w:sz w:val="17"/>
-          <w:szCs w:val="17"/>
-        </w:rPr>
-        <w:t xml:space="preserve">  -H "Content-Type: application/json" \</w:t>
-      </w:r>
-    </w:p>
-    <w:p>
-      <w:pPr>
-        <w:shd w:fill="1E1E2E" w:val="clear"/>
-        <w:spacing w:after="0"/>
-        <w:ind w:left="160"/>
-      </w:pPr>
-      <w:r>
-        <w:rPr>
-          <w:rFonts w:ascii="Consolas" w:cs="Consolas" w:eastAsia="Consolas" w:hAnsi="Consolas"/>
-          <w:color w:val="D8F0D8"/>
-          <w:sz w:val="17"/>
-          <w:szCs w:val="17"/>
-        </w:rPr>
-        <w:t xml:space="preserve">  -H "Authorization: Bearer $TOKEN" \</w:t>
-      </w:r>
-    </w:p>
-    <w:p>
-      <w:pPr>
-        <w:shd w:fill="1E1E2E" w:val="clear"/>
-        <w:spacing w:after="0"/>
-        <w:ind w:left="160"/>
-      </w:pPr>
-      <w:r>
-        <w:rPr>
-          <w:rFonts w:ascii="Consolas" w:cs="Consolas" w:eastAsia="Consolas" w:hAnsi="Consolas"/>
-          <w:color w:val="D8F0D8"/>
-          <w:sz w:val="17"/>
-          <w:szCs w:val="17"/>
-        </w:rPr>
-        <w:t xml:space="preserve">  -H "X-Country-Code: VE" \</w:t>
-      </w:r>
-    </w:p>
-    <w:p>
-      <w:pPr>
-        <w:shd w:fill="1E1E2E" w:val="clear"/>
-        <w:spacing w:after="0"/>
-        <w:ind w:left="160"/>
-      </w:pPr>
-      <w:r>
-        <w:rPr>
-          <w:rFonts w:ascii="Consolas" w:cs="Consolas" w:eastAsia="Consolas" w:hAnsi="Consolas"/>
-          <w:color w:val="D8F0D8"/>
-          <w:sz w:val="17"/>
-          <w:szCs w:val="17"/>
-        </w:rPr>
-        <w:t xml:space="preserve">  -d '{</w:t>
-      </w:r>
-    </w:p>
-    <w:p>
-      <w:pPr>
-        <w:shd w:fill="1E1E2E" w:val="clear"/>
-        <w:spacing w:after="0"/>
-        <w:ind w:left="160"/>
-      </w:pPr>
-      <w:r>
-        <w:rPr>
-          <w:rFonts w:ascii="Consolas" w:cs="Consolas" w:eastAsia="Consolas" w:hAnsi="Consolas"/>
-          <w:color w:val="D8F0D8"/>
-          <w:sz w:val="17"/>
-          <w:szCs w:val="17"/>
-        </w:rPr>
-        <w:t xml:space="preserve">    "idNumber": "12345678",</w:t>
-      </w:r>
-    </w:p>
-    <w:p>
-      <w:pPr>
-        <w:shd w:fill="1E1E2E" w:val="clear"/>
-        <w:spacing w:after="0"/>
-        <w:ind w:left="160"/>
-      </w:pPr>
-      <w:r>
-        <w:rPr>
-          <w:rFonts w:ascii="Consolas" w:cs="Consolas" w:eastAsia="Consolas" w:hAnsi="Consolas"/>
-          <w:color w:val="D8F0D8"/>
-          <w:sz w:val="17"/>
-          <w:szCs w:val="17"/>
-        </w:rPr>
-        <w:t xml:space="preserve">    "idType": "V",</w:t>
-      </w:r>
-    </w:p>
-    <w:p>
-      <w:pPr>
-        <w:shd w:fill="1E1E2E" w:val="clear"/>
-        <w:spacing w:after="0"/>
-        <w:ind w:left="160"/>
-      </w:pPr>
-      <w:r>
-        <w:rPr>
-          <w:rFonts w:ascii="Consolas" w:cs="Consolas" w:eastAsia="Consolas" w:hAnsi="Consolas"/>
-          <w:color w:val="D8F0D8"/>
-          <w:sz w:val="17"/>
-          <w:szCs w:val="17"/>
-        </w:rPr>
-        <w:t xml:space="preserve">    "nationality": "VENEZOLANO",</w:t>
-      </w:r>
-    </w:p>
-    <w:p>
-      <w:pPr>
-        <w:shd w:fill="1E1E2E" w:val="clear"/>
-        <w:spacing w:after="0"/>
-        <w:ind w:left="160"/>
-      </w:pPr>
-      <w:r>
-        <w:rPr>
-          <w:rFonts w:ascii="Consolas" w:cs="Consolas" w:eastAsia="Consolas" w:hAnsi="Consolas"/>
-          <w:color w:val="D8F0D8"/>
-          <w:sz w:val="17"/>
-          <w:szCs w:val="17"/>
-        </w:rPr>
-        <w:t xml:space="preserve">    "firstName": "MARIA",</w:t>
-      </w:r>
-    </w:p>
-    <w:p>
-      <w:pPr>
-        <w:shd w:fill="1E1E2E" w:val="clear"/>
-        <w:spacing w:after="0"/>
-        <w:ind w:left="160"/>
-      </w:pPr>
-      <w:r>
-        <w:rPr>
-          <w:rFonts w:ascii="Consolas" w:cs="Consolas" w:eastAsia="Consolas" w:hAnsi="Consolas"/>
-          <w:color w:val="D8F0D8"/>
-          <w:sz w:val="17"/>
-          <w:szCs w:val="17"/>
-        </w:rPr>
-        <w:t xml:space="preserve">    "middleName": "ALEJANDRA",</w:t>
-      </w:r>
-    </w:p>
-    <w:p>
-      <w:pPr>
-        <w:shd w:fill="1E1E2E" w:val="clear"/>
-        <w:spacing w:after="0"/>
-        <w:ind w:left="160"/>
-      </w:pPr>
-      <w:r>
-        <w:rPr>
-          <w:rFonts w:ascii="Consolas" w:cs="Consolas" w:eastAsia="Consolas" w:hAnsi="Consolas"/>
-          <w:color w:val="D8F0D8"/>
-          <w:sz w:val="17"/>
-          <w:szCs w:val="17"/>
-        </w:rPr>
-        <w:t xml:space="preserve">    "lastName": "PEREZ",</w:t>
-      </w:r>
-    </w:p>
-    <w:p>
-      <w:pPr>
-        <w:shd w:fill="1E1E2E" w:val="clear"/>
-        <w:spacing w:after="0"/>
-        <w:ind w:left="160"/>
-      </w:pPr>
-      <w:r>
-        <w:rPr>
-          <w:rFonts w:ascii="Consolas" w:cs="Consolas" w:eastAsia="Consolas" w:hAnsi="Consolas"/>
-          <w:color w:val="D8F0D8"/>
-          <w:sz w:val="17"/>
-          <w:szCs w:val="17"/>
-        </w:rPr>
-        <w:t xml:space="preserve">    "secondLastName": "GOMEZ",</w:t>
-      </w:r>
-    </w:p>
-    <w:p>
-      <w:pPr>
-        <w:shd w:fill="1E1E2E" w:val="clear"/>
-        <w:spacing w:after="0"/>
-        <w:ind w:left="160"/>
-      </w:pPr>
-      <w:r>
-        <w:rPr>
-          <w:rFonts w:ascii="Consolas" w:cs="Consolas" w:eastAsia="Consolas" w:hAnsi="Consolas"/>
-          <w:color w:val="D8F0D8"/>
-          <w:sz w:val="17"/>
-          <w:szCs w:val="17"/>
-        </w:rPr>
-        <w:t xml:space="preserve">    "birthDate": "1990-05-14",</w:t>
-      </w:r>
-    </w:p>
-    <w:p>
-      <w:pPr>
-        <w:shd w:fill="1E1E2E" w:val="clear"/>
-        <w:spacing w:after="0"/>
-        <w:ind w:left="160"/>
-      </w:pPr>
-      <w:r>
-        <w:rPr>
-          <w:rFonts w:ascii="Consolas" w:cs="Consolas" w:eastAsia="Consolas" w:hAnsi="Consolas"/>
-          <w:color w:val="D8F0D8"/>
-          <w:sz w:val="17"/>
-          <w:szCs w:val="17"/>
-        </w:rPr>
-        <w:t xml:space="preserve">    "gender": "F",</w:t>
-      </w:r>
-    </w:p>
-    <w:p>
-      <w:pPr>
-        <w:shd w:fill="1E1E2E" w:val="clear"/>
-        <w:spacing w:after="0"/>
-        <w:ind w:left="160"/>
-      </w:pPr>
-      <w:r>
-        <w:rPr>
-          <w:rFonts w:ascii="Consolas" w:cs="Consolas" w:eastAsia="Consolas" w:hAnsi="Consolas"/>
-          <w:color w:val="D8F0D8"/>
-          <w:sz w:val="17"/>
-          <w:szCs w:val="17"/>
-        </w:rPr>
-        <w:t xml:space="preserve">    "maritalStatus": "SOLTERA",</w:t>
-      </w:r>
-    </w:p>
-    <w:p>
-      <w:pPr>
-        <w:shd w:fill="1E1E2E" w:val="clear"/>
-        <w:spacing w:after="0"/>
-        <w:ind w:left="160"/>
-      </w:pPr>
-      <w:r>
-        <w:rPr>
-          <w:rFonts w:ascii="Consolas" w:cs="Consolas" w:eastAsia="Consolas" w:hAnsi="Consolas"/>
-          <w:color w:val="D8F0D8"/>
-          <w:sz w:val="17"/>
-          <w:szCs w:val="17"/>
-        </w:rPr>
-        <w:t xml:space="preserve">    "address": "AV LIBERTADOR",</w:t>
-      </w:r>
-    </w:p>
-    <w:p>
-      <w:pPr>
-        <w:shd w:fill="1E1E2E" w:val="clear"/>
-        <w:spacing w:after="0"/>
-        <w:ind w:left="160"/>
-      </w:pPr>
-      <w:r>
-        <w:rPr>
-          <w:rFonts w:ascii="Consolas" w:cs="Consolas" w:eastAsia="Consolas" w:hAnsi="Consolas"/>
-          <w:color w:val="D8F0D8"/>
-          <w:sz w:val="17"/>
-          <w:szCs w:val="17"/>
-        </w:rPr>
-        <w:t xml:space="preserve">    "city": "CARACAS",</w:t>
-      </w:r>
-    </w:p>
-    <w:p>
-      <w:pPr>
-        <w:shd w:fill="1E1E2E" w:val="clear"/>
-        <w:spacing w:after="0"/>
-        <w:ind w:left="160"/>
-      </w:pPr>
-      <w:r>
-        <w:rPr>
-          <w:rFonts w:ascii="Consolas" w:cs="Consolas" w:eastAsia="Consolas" w:hAnsi="Consolas"/>
-          <w:color w:val="D8F0D8"/>
-          <w:sz w:val="17"/>
-          <w:szCs w:val="17"/>
-        </w:rPr>
-        <w:t xml:space="preserve">    "phone": "02121234567",</w:t>
-      </w:r>
-    </w:p>
-    <w:p>
-      <w:pPr>
-        <w:shd w:fill="1E1E2E" w:val="clear"/>
-        <w:spacing w:after="0"/>
-        <w:ind w:left="160"/>
-      </w:pPr>
-      <w:r>
-        <w:rPr>
-          <w:rFonts w:ascii="Consolas" w:cs="Consolas" w:eastAsia="Consolas" w:hAnsi="Consolas"/>
-          <w:color w:val="D8F0D8"/>
-          <w:sz w:val="17"/>
-          <w:szCs w:val="17"/>
-        </w:rPr>
-        <w:t xml:space="preserve">    "mobile": "04141234567",</w:t>
-      </w:r>
-    </w:p>
-    <w:p>
-      <w:pPr>
-        <w:shd w:fill="1E1E2E" w:val="clear"/>
-        <w:spacing w:after="0"/>
-        <w:ind w:left="160"/>
-      </w:pPr>
-      <w:r>
-        <w:rPr>
-          <w:rFonts w:ascii="Consolas" w:cs="Consolas" w:eastAsia="Consolas" w:hAnsi="Consolas"/>
-          <w:color w:val="D8F0D8"/>
-          <w:sz w:val="17"/>
-          <w:szCs w:val="17"/>
-        </w:rPr>
-        <w:t xml:space="preserve">    "email": "maria.perez@mail.com"</w:t>
-      </w:r>
-    </w:p>
-    <w:p>
-      <w:pPr>
-        <w:shd w:fill="1E1E2E" w:val="clear"/>
-        <w:spacing w:after="0"/>
-        <w:ind w:left="160"/>
-      </w:pPr>
-      <w:r>
-        <w:rPr>
-          <w:rFonts w:ascii="Consolas" w:cs="Consolas" w:eastAsia="Consolas" w:hAnsi="Consolas"/>
-          <w:color w:val="D8F0D8"/>
-          <w:sz w:val="17"/>
-          <w:szCs w:val="17"/>
-        </w:rPr>
-        <w:t xml:space="preserve">  }'</w:t>
+        <w:t xml:space="preserve">2.1 Crear (201)</w:t>
+      </w:r>
+    </w:p>
+    <w:p>
+      <w:pPr>
+        <w:shd w:fill="1E1E2E" w:val="clear"/>
+        <w:spacing w:after="0"/>
+        <w:ind w:left="160"/>
+      </w:pPr>
+      <w:r>
+        <w:rPr>
+          <w:rFonts w:ascii="Consolas" w:cs="Consolas" w:eastAsia="Consolas" w:hAnsi="Consolas"/>
+          <w:color w:val="D8F0D8"/>
+          <w:sz w:val="16"/>
+          <w:szCs w:val="16"/>
+        </w:rPr>
+        <w:t xml:space="preserve">post employee/create '{"idNumber":"12345678","idType":"V","nationality":"VENEZOLANO",</w:t>
+      </w:r>
+    </w:p>
+    <w:p>
+      <w:pPr>
+        <w:shd w:fill="1E1E2E" w:val="clear"/>
+        <w:spacing w:after="0"/>
+        <w:ind w:left="160"/>
+      </w:pPr>
+      <w:r>
+        <w:rPr>
+          <w:rFonts w:ascii="Consolas" w:cs="Consolas" w:eastAsia="Consolas" w:hAnsi="Consolas"/>
+          <w:color w:val="D8F0D8"/>
+          <w:sz w:val="16"/>
+          <w:szCs w:val="16"/>
+        </w:rPr>
+        <w:t xml:space="preserve">  "firstName":"MARIA","middleName":"ALEJANDRA","lastName":"PEREZ","secondLastName":"GOMEZ",</w:t>
+      </w:r>
+    </w:p>
+    <w:p>
+      <w:pPr>
+        <w:shd w:fill="1E1E2E" w:val="clear"/>
+        <w:spacing w:after="0"/>
+        <w:ind w:left="160"/>
+      </w:pPr>
+      <w:r>
+        <w:rPr>
+          <w:rFonts w:ascii="Consolas" w:cs="Consolas" w:eastAsia="Consolas" w:hAnsi="Consolas"/>
+          <w:color w:val="D8F0D8"/>
+          <w:sz w:val="16"/>
+          <w:szCs w:val="16"/>
+        </w:rPr>
+        <w:t xml:space="preserve">  "birthDate":"1990-05-14","gender":"F","maritalStatus":"SOLTERA","city":"CARACAS",</w:t>
+      </w:r>
+    </w:p>
+    <w:p>
+      <w:pPr>
+        <w:shd w:fill="1E1E2E" w:val="clear"/>
+        <w:spacing w:after="0"/>
+        <w:ind w:left="160"/>
+      </w:pPr>
+      <w:r>
+        <w:rPr>
+          <w:rFonts w:ascii="Consolas" w:cs="Consolas" w:eastAsia="Consolas" w:hAnsi="Consolas"/>
+          <w:color w:val="D8F0D8"/>
+          <w:sz w:val="16"/>
+          <w:szCs w:val="16"/>
+        </w:rPr>
+        <w:t xml:space="preserve">  "mobile":"04141234567","email":"maria.perez@mail.com"}' | dec</w:t>
+      </w:r>
+    </w:p>
+    <w:p>
+      <w:pPr>
+        <w:shd w:fill="1E1E2E" w:val="clear"/>
+        <w:spacing w:after="0"/>
+        <w:ind w:left="160"/>
+      </w:pPr>
+      <w:r>
+        <w:rPr>
+          <w:rFonts w:ascii="Consolas" w:cs="Consolas" w:eastAsia="Consolas" w:hAnsi="Consolas"/>
+          <w:color w:val="D8F0D8"/>
+          <w:sz w:val="16"/>
+          <w:szCs w:val="16"/>
+        </w:rPr>
+        <w:t xml:space="preserve"># -&gt; {"idNumber":"12345678","message":"TRANSACCION EXITOSA"}</w:t>
       </w:r>
     </w:p>
     <w:p>
@@ -818,7 +700,7 @@
           <w:sz w:val="20"/>
           <w:szCs w:val="20"/>
         </w:rPr>
-        <w:t xml:space="preserve">201 — {"idNumber":"12345678","message":"TRANSACCION EXITOSA"}</w:t>
+        <w:t xml:space="preserve">201</w:t>
       </w:r>
     </w:p>
     <w:p>
@@ -835,100 +717,23 @@
           <w:sz w:val="23"/>
           <w:szCs w:val="23"/>
         </w:rPr>
-        <w:t xml:space="preserve">2.2 Consultar por identificación (POST search, 200)</w:t>
-      </w:r>
-    </w:p>
-    <w:p>
-      <w:pPr>
-        <w:spacing w:after="120"/>
-      </w:pPr>
-      <w:r>
-        <w:rPr>
-          <w:rFonts w:ascii="Arial" w:cs="Arial" w:eastAsia="Arial" w:hAnsi="Arial"/>
-          <w:sz w:val="22"/>
-          <w:szCs w:val="22"/>
-        </w:rPr>
-        <w:t xml:space="preserve">La cédula va en el body (no en la URL) — estilo Farmatodo P2C.</w:t>
-      </w:r>
-    </w:p>
-    <w:p>
-      <w:pPr>
-        <w:shd w:fill="1E1E2E" w:val="clear"/>
-        <w:spacing w:after="0"/>
-        <w:ind w:left="160"/>
-      </w:pPr>
-      <w:r>
-        <w:rPr>
-          <w:rFonts w:ascii="Consolas" w:cs="Consolas" w:eastAsia="Consolas" w:hAnsi="Consolas"/>
-          <w:color w:val="D8F0D8"/>
-          <w:sz w:val="17"/>
-          <w:szCs w:val="17"/>
-        </w:rPr>
-        <w:t xml:space="preserve">curl -s -X POST "$BASE_URL/ftd-spi-employee/rest/employee/get" \</w:t>
-      </w:r>
-    </w:p>
-    <w:p>
-      <w:pPr>
-        <w:shd w:fill="1E1E2E" w:val="clear"/>
-        <w:spacing w:after="0"/>
-        <w:ind w:left="160"/>
-      </w:pPr>
-      <w:r>
-        <w:rPr>
-          <w:rFonts w:ascii="Consolas" w:cs="Consolas" w:eastAsia="Consolas" w:hAnsi="Consolas"/>
-          <w:color w:val="D8F0D8"/>
-          <w:sz w:val="17"/>
-          <w:szCs w:val="17"/>
-        </w:rPr>
-        <w:t xml:space="preserve">  -H "Content-Type: application/json" \</w:t>
-      </w:r>
-    </w:p>
-    <w:p>
-      <w:pPr>
-        <w:shd w:fill="1E1E2E" w:val="clear"/>
-        <w:spacing w:after="0"/>
-        <w:ind w:left="160"/>
-      </w:pPr>
-      <w:r>
-        <w:rPr>
-          <w:rFonts w:ascii="Consolas" w:cs="Consolas" w:eastAsia="Consolas" w:hAnsi="Consolas"/>
-          <w:color w:val="D8F0D8"/>
-          <w:sz w:val="17"/>
-          <w:szCs w:val="17"/>
-        </w:rPr>
-        <w:t xml:space="preserve">  -H "Authorization: Bearer $TOKEN" \</w:t>
-      </w:r>
-    </w:p>
-    <w:p>
-      <w:pPr>
-        <w:shd w:fill="1E1E2E" w:val="clear"/>
-        <w:spacing w:after="0"/>
-        <w:ind w:left="160"/>
-      </w:pPr>
-      <w:r>
-        <w:rPr>
-          <w:rFonts w:ascii="Consolas" w:cs="Consolas" w:eastAsia="Consolas" w:hAnsi="Consolas"/>
-          <w:color w:val="D8F0D8"/>
-          <w:sz w:val="17"/>
-          <w:szCs w:val="17"/>
-        </w:rPr>
-        <w:t xml:space="preserve">  -H "X-Country-Code: VE" \</w:t>
-      </w:r>
-    </w:p>
-    <w:p>
-      <w:pPr>
-        <w:shd w:fill="1E1E2E" w:val="clear"/>
-        <w:spacing w:after="0"/>
-        <w:ind w:left="160"/>
-      </w:pPr>
-      <w:r>
-        <w:rPr>
-          <w:rFonts w:ascii="Consolas" w:cs="Consolas" w:eastAsia="Consolas" w:hAnsi="Consolas"/>
-          <w:color w:val="D8F0D8"/>
-          <w:sz w:val="17"/>
-          <w:szCs w:val="17"/>
-        </w:rPr>
-        <w:t xml:space="preserve">  -d '{ "idNumber": "12345678" }'</w:t>
+        <w:t xml:space="preserve">2.2 Consultar por identificación (200)</w:t>
+      </w:r>
+    </w:p>
+    <w:p>
+      <w:pPr>
+        <w:shd w:fill="1E1E2E" w:val="clear"/>
+        <w:spacing w:after="0"/>
+        <w:ind w:left="160"/>
+      </w:pPr>
+      <w:r>
+        <w:rPr>
+          <w:rFonts w:ascii="Consolas" w:cs="Consolas" w:eastAsia="Consolas" w:hAnsi="Consolas"/>
+          <w:color w:val="D8F0D8"/>
+          <w:sz w:val="16"/>
+          <w:szCs w:val="16"/>
+        </w:rPr>
+        <w:t xml:space="preserve">post employee/get '{"idNumber":"12345678"}' | dec</w:t>
       </w:r>
     </w:p>
     <w:p>
@@ -952,7 +757,7 @@
           <w:sz w:val="20"/>
           <w:szCs w:val="20"/>
         </w:rPr>
-        <w:t xml:space="preserve">200 — empleado con claves en inglés (idNumber, firstName, gender "F", ...)</w:t>
+        <w:t xml:space="preserve">200 — empleado con claves en inglés</w:t>
       </w:r>
     </w:p>
     <w:p>
@@ -969,87 +774,23 @@
           <w:sz w:val="23"/>
           <w:szCs w:val="23"/>
         </w:rPr>
-        <w:t xml:space="preserve">2.3 Listado paginado (POST list, 200)</w:t>
-      </w:r>
-    </w:p>
-    <w:p>
-      <w:pPr>
-        <w:shd w:fill="1E1E2E" w:val="clear"/>
-        <w:spacing w:after="0"/>
-        <w:ind w:left="160"/>
-      </w:pPr>
-      <w:r>
-        <w:rPr>
-          <w:rFonts w:ascii="Consolas" w:cs="Consolas" w:eastAsia="Consolas" w:hAnsi="Consolas"/>
-          <w:color w:val="D8F0D8"/>
-          <w:sz w:val="17"/>
-          <w:szCs w:val="17"/>
-        </w:rPr>
-        <w:t xml:space="preserve">curl -s -X POST "$BASE_URL/ftd-spi-employee/rest/employee/list" \</w:t>
-      </w:r>
-    </w:p>
-    <w:p>
-      <w:pPr>
-        <w:shd w:fill="1E1E2E" w:val="clear"/>
-        <w:spacing w:after="0"/>
-        <w:ind w:left="160"/>
-      </w:pPr>
-      <w:r>
-        <w:rPr>
-          <w:rFonts w:ascii="Consolas" w:cs="Consolas" w:eastAsia="Consolas" w:hAnsi="Consolas"/>
-          <w:color w:val="D8F0D8"/>
-          <w:sz w:val="17"/>
-          <w:szCs w:val="17"/>
-        </w:rPr>
-        <w:t xml:space="preserve">  -H "Content-Type: application/json" \</w:t>
-      </w:r>
-    </w:p>
-    <w:p>
-      <w:pPr>
-        <w:shd w:fill="1E1E2E" w:val="clear"/>
-        <w:spacing w:after="0"/>
-        <w:ind w:left="160"/>
-      </w:pPr>
-      <w:r>
-        <w:rPr>
-          <w:rFonts w:ascii="Consolas" w:cs="Consolas" w:eastAsia="Consolas" w:hAnsi="Consolas"/>
-          <w:color w:val="D8F0D8"/>
-          <w:sz w:val="17"/>
-          <w:szCs w:val="17"/>
-        </w:rPr>
-        <w:t xml:space="preserve">  -H "Authorization: Bearer $TOKEN" \</w:t>
-      </w:r>
-    </w:p>
-    <w:p>
-      <w:pPr>
-        <w:shd w:fill="1E1E2E" w:val="clear"/>
-        <w:spacing w:after="0"/>
-        <w:ind w:left="160"/>
-      </w:pPr>
-      <w:r>
-        <w:rPr>
-          <w:rFonts w:ascii="Consolas" w:cs="Consolas" w:eastAsia="Consolas" w:hAnsi="Consolas"/>
-          <w:color w:val="D8F0D8"/>
-          <w:sz w:val="17"/>
-          <w:szCs w:val="17"/>
-        </w:rPr>
-        <w:t xml:space="preserve">  -H "X-Country-Code: VE" \</w:t>
-      </w:r>
-    </w:p>
-    <w:p>
-      <w:pPr>
-        <w:shd w:fill="1E1E2E" w:val="clear"/>
-        <w:spacing w:after="0"/>
-        <w:ind w:left="160"/>
-      </w:pPr>
-      <w:r>
-        <w:rPr>
-          <w:rFonts w:ascii="Consolas" w:cs="Consolas" w:eastAsia="Consolas" w:hAnsi="Consolas"/>
-          <w:color w:val="D8F0D8"/>
-          <w:sz w:val="17"/>
-          <w:szCs w:val="17"/>
-        </w:rPr>
-        <w:t xml:space="preserve">  -d '{ "page": 1, "size": 20 }'</w:t>
+        <w:t xml:space="preserve">2.3 Listado paginado (200)</w:t>
+      </w:r>
+    </w:p>
+    <w:p>
+      <w:pPr>
+        <w:shd w:fill="1E1E2E" w:val="clear"/>
+        <w:spacing w:after="0"/>
+        <w:ind w:left="160"/>
+      </w:pPr>
+      <w:r>
+        <w:rPr>
+          <w:rFonts w:ascii="Consolas" w:cs="Consolas" w:eastAsia="Consolas" w:hAnsi="Consolas"/>
+          <w:color w:val="D8F0D8"/>
+          <w:sz w:val="16"/>
+          <w:szCs w:val="16"/>
+        </w:rPr>
+        <w:t xml:space="preserve">post employee/list '{"page":1,"size":20}' | dec</w:t>
       </w:r>
     </w:p>
     <w:p>
@@ -1090,87 +831,23 @@
           <w:sz w:val="23"/>
           <w:szCs w:val="23"/>
         </w:rPr>
-        <w:t xml:space="preserve">2.4 Actualizar (POST update, 200)</w:t>
-      </w:r>
-    </w:p>
-    <w:p>
-      <w:pPr>
-        <w:shd w:fill="1E1E2E" w:val="clear"/>
-        <w:spacing w:after="0"/>
-        <w:ind w:left="160"/>
-      </w:pPr>
-      <w:r>
-        <w:rPr>
-          <w:rFonts w:ascii="Consolas" w:cs="Consolas" w:eastAsia="Consolas" w:hAnsi="Consolas"/>
-          <w:color w:val="D8F0D8"/>
-          <w:sz w:val="17"/>
-          <w:szCs w:val="17"/>
-        </w:rPr>
-        <w:t xml:space="preserve">curl -s -X POST "$BASE_URL/ftd-spi-employee/rest/employee/update" \</w:t>
-      </w:r>
-    </w:p>
-    <w:p>
-      <w:pPr>
-        <w:shd w:fill="1E1E2E" w:val="clear"/>
-        <w:spacing w:after="0"/>
-        <w:ind w:left="160"/>
-      </w:pPr>
-      <w:r>
-        <w:rPr>
-          <w:rFonts w:ascii="Consolas" w:cs="Consolas" w:eastAsia="Consolas" w:hAnsi="Consolas"/>
-          <w:color w:val="D8F0D8"/>
-          <w:sz w:val="17"/>
-          <w:szCs w:val="17"/>
-        </w:rPr>
-        <w:t xml:space="preserve">  -H "Content-Type: application/json" \</w:t>
-      </w:r>
-    </w:p>
-    <w:p>
-      <w:pPr>
-        <w:shd w:fill="1E1E2E" w:val="clear"/>
-        <w:spacing w:after="0"/>
-        <w:ind w:left="160"/>
-      </w:pPr>
-      <w:r>
-        <w:rPr>
-          <w:rFonts w:ascii="Consolas" w:cs="Consolas" w:eastAsia="Consolas" w:hAnsi="Consolas"/>
-          <w:color w:val="D8F0D8"/>
-          <w:sz w:val="17"/>
-          <w:szCs w:val="17"/>
-        </w:rPr>
-        <w:t xml:space="preserve">  -H "Authorization: Bearer $TOKEN" \</w:t>
-      </w:r>
-    </w:p>
-    <w:p>
-      <w:pPr>
-        <w:shd w:fill="1E1E2E" w:val="clear"/>
-        <w:spacing w:after="0"/>
-        <w:ind w:left="160"/>
-      </w:pPr>
-      <w:r>
-        <w:rPr>
-          <w:rFonts w:ascii="Consolas" w:cs="Consolas" w:eastAsia="Consolas" w:hAnsi="Consolas"/>
-          <w:color w:val="D8F0D8"/>
-          <w:sz w:val="17"/>
-          <w:szCs w:val="17"/>
-        </w:rPr>
-        <w:t xml:space="preserve">  -H "X-Country-Code: VE" \</w:t>
-      </w:r>
-    </w:p>
-    <w:p>
-      <w:pPr>
-        <w:shd w:fill="1E1E2E" w:val="clear"/>
-        <w:spacing w:after="0"/>
-        <w:ind w:left="160"/>
-      </w:pPr>
-      <w:r>
-        <w:rPr>
-          <w:rFonts w:ascii="Consolas" w:cs="Consolas" w:eastAsia="Consolas" w:hAnsi="Consolas"/>
-          <w:color w:val="D8F0D8"/>
-          <w:sz w:val="17"/>
-          <w:szCs w:val="17"/>
-        </w:rPr>
-        <w:t xml:space="preserve">  -d '{ "idNumber": "12345678", "firstName": "MARIA ALEJANDRA", "city": "VALENCIA" }'</w:t>
+        <w:t xml:space="preserve">2.4 Actualizar (200)</w:t>
+      </w:r>
+    </w:p>
+    <w:p>
+      <w:pPr>
+        <w:shd w:fill="1E1E2E" w:val="clear"/>
+        <w:spacing w:after="0"/>
+        <w:ind w:left="160"/>
+      </w:pPr>
+      <w:r>
+        <w:rPr>
+          <w:rFonts w:ascii="Consolas" w:cs="Consolas" w:eastAsia="Consolas" w:hAnsi="Consolas"/>
+          <w:color w:val="D8F0D8"/>
+          <w:sz w:val="16"/>
+          <w:szCs w:val="16"/>
+        </w:rPr>
+        <w:t xml:space="preserve">post employee/update '{"idNumber":"12345678","firstName":"MARIA ALEJANDRA","city":"VALENCIA"}' | dec</w:t>
       </w:r>
     </w:p>
     <w:p>
@@ -1211,21 +888,21 @@
           <w:sz w:val="23"/>
           <w:szCs w:val="23"/>
         </w:rPr>
-        <w:t xml:space="preserve">2.5 Eliminar — borrado lógico (POST delete, 204)</w:t>
-      </w:r>
-    </w:p>
-    <w:p>
-      <w:pPr>
-        <w:shd w:fill="1E1E2E" w:val="clear"/>
-        <w:spacing w:after="0"/>
-        <w:ind w:left="160"/>
-      </w:pPr>
-      <w:r>
-        <w:rPr>
-          <w:rFonts w:ascii="Consolas" w:cs="Consolas" w:eastAsia="Consolas" w:hAnsi="Consolas"/>
-          <w:color w:val="D8F0D8"/>
-          <w:sz w:val="17"/>
-          <w:szCs w:val="17"/>
+        <w:t xml:space="preserve">2.5 Eliminar — borrado lógico (204)</w:t>
+      </w:r>
+    </w:p>
+    <w:p>
+      <w:pPr>
+        <w:shd w:fill="1E1E2E" w:val="clear"/>
+        <w:spacing w:after="0"/>
+        <w:ind w:left="160"/>
+      </w:pPr>
+      <w:r>
+        <w:rPr>
+          <w:rFonts w:ascii="Consolas" w:cs="Consolas" w:eastAsia="Consolas" w:hAnsi="Consolas"/>
+          <w:color w:val="D8F0D8"/>
+          <w:sz w:val="16"/>
+          <w:szCs w:val="16"/>
         </w:rPr>
         <w:t xml:space="preserve">curl -s -o /dev/null -w "%{http_code}\n" -X POST "$BASE_URL/ftd-spi-employee/rest/employee/delete" \</w:t>
       </w:r>
@@ -1240,58 +917,42 @@
         <w:rPr>
           <w:rFonts w:ascii="Consolas" w:cs="Consolas" w:eastAsia="Consolas" w:hAnsi="Consolas"/>
           <w:color w:val="D8F0D8"/>
-          <w:sz w:val="17"/>
-          <w:szCs w:val="17"/>
-        </w:rPr>
-        <w:t xml:space="preserve">  -H "Content-Type: application/json" \</w:t>
-      </w:r>
-    </w:p>
-    <w:p>
-      <w:pPr>
-        <w:shd w:fill="1E1E2E" w:val="clear"/>
-        <w:spacing w:after="0"/>
-        <w:ind w:left="160"/>
-      </w:pPr>
-      <w:r>
-        <w:rPr>
-          <w:rFonts w:ascii="Consolas" w:cs="Consolas" w:eastAsia="Consolas" w:hAnsi="Consolas"/>
-          <w:color w:val="D8F0D8"/>
-          <w:sz w:val="17"/>
-          <w:szCs w:val="17"/>
-        </w:rPr>
-        <w:t xml:space="preserve">  -H "Authorization: Bearer $TOKEN" \</w:t>
-      </w:r>
-    </w:p>
-    <w:p>
-      <w:pPr>
-        <w:shd w:fill="1E1E2E" w:val="clear"/>
-        <w:spacing w:after="0"/>
-        <w:ind w:left="160"/>
-      </w:pPr>
-      <w:r>
-        <w:rPr>
-          <w:rFonts w:ascii="Consolas" w:cs="Consolas" w:eastAsia="Consolas" w:hAnsi="Consolas"/>
-          <w:color w:val="D8F0D8"/>
-          <w:sz w:val="17"/>
-          <w:szCs w:val="17"/>
-        </w:rPr>
-        <w:t xml:space="preserve">  -H "X-Country-Code: VE" \</w:t>
-      </w:r>
-    </w:p>
-    <w:p>
-      <w:pPr>
-        <w:shd w:fill="1E1E2E" w:val="clear"/>
-        <w:spacing w:after="0"/>
-        <w:ind w:left="160"/>
-      </w:pPr>
-      <w:r>
-        <w:rPr>
-          <w:rFonts w:ascii="Consolas" w:cs="Consolas" w:eastAsia="Consolas" w:hAnsi="Consolas"/>
-          <w:color w:val="D8F0D8"/>
-          <w:sz w:val="17"/>
-          <w:szCs w:val="17"/>
-        </w:rPr>
-        <w:t xml:space="preserve">  -d '{ "idNumber": "12345678" }'</w:t>
+          <w:sz w:val="16"/>
+          <w:szCs w:val="16"/>
+        </w:rPr>
+        <w:t xml:space="preserve">  -H "Authorization: Bearer $TOKEN" -H "X-Country-Code: VE" \</w:t>
+      </w:r>
+    </w:p>
+    <w:p>
+      <w:pPr>
+        <w:shd w:fill="1E1E2E" w:val="clear"/>
+        <w:spacing w:after="0"/>
+        <w:ind w:left="160"/>
+      </w:pPr>
+      <w:r>
+        <w:rPr>
+          <w:rFonts w:ascii="Consolas" w:cs="Consolas" w:eastAsia="Consolas" w:hAnsi="Consolas"/>
+          <w:color w:val="D8F0D8"/>
+          <w:sz w:val="16"/>
+          <w:szCs w:val="16"/>
+        </w:rPr>
+        <w:t xml:space="preserve">  -H "Content-Type: application/x-www-form-urlencoded" \</w:t>
+      </w:r>
+    </w:p>
+    <w:p>
+      <w:pPr>
+        <w:shd w:fill="1E1E2E" w:val="clear"/>
+        <w:spacing w:after="0"/>
+        <w:ind w:left="160"/>
+      </w:pPr>
+      <w:r>
+        <w:rPr>
+          <w:rFonts w:ascii="Consolas" w:cs="Consolas" w:eastAsia="Consolas" w:hAnsi="Consolas"/>
+          <w:color w:val="D8F0D8"/>
+          <w:sz w:val="16"/>
+          <w:szCs w:val="16"/>
+        </w:rPr>
+        <w:t xml:space="preserve">  --data-urlencode "RequestJson=$(printf '%s' '{"idNumber":"12345678"}' | enc)"</w:t>
       </w:r>
     </w:p>
     <w:p>
@@ -1315,7 +976,7 @@
           <w:sz w:val="20"/>
           <w:szCs w:val="20"/>
         </w:rPr>
-        <w:t xml:space="preserve">204 — marca IN_REL_TRAB='N', no borra el registro</w:t>
+        <w:t xml:space="preserve">204 — marca IN_REL_TRAB='N', sin body</w:t>
       </w:r>
     </w:p>
     <w:p>
@@ -1337,6 +998,19 @@
     </w:p>
     <w:p>
       <w:pPr>
+        <w:spacing w:after="120"/>
+      </w:pPr>
+      <w:r>
+        <w:rPr>
+          <w:rFonts w:ascii="Arial" w:cs="Arial" w:eastAsia="Arial" w:hAnsi="Arial"/>
+          <w:sz w:val="22"/>
+          <w:szCs w:val="22"/>
+        </w:rPr>
+        <w:t xml:space="preserve">Prueban auth/tenancy antes de tocar el body, por eso van en claro.</w:t>
+      </w:r>
+    </w:p>
+    <w:p>
+      <w:pPr>
         <w:pStyle w:val="Heading2"/>
         <w:spacing w:after="100" w:before="200"/>
       </w:pPr>
@@ -1362,8 +1036,8 @@
         <w:rPr>
           <w:rFonts w:ascii="Consolas" w:cs="Consolas" w:eastAsia="Consolas" w:hAnsi="Consolas"/>
           <w:color w:val="D8F0D8"/>
-          <w:sz w:val="17"/>
-          <w:szCs w:val="17"/>
+          <w:sz w:val="16"/>
+          <w:szCs w:val="16"/>
         </w:rPr>
         <w:t xml:space="preserve">curl -s -o /dev/null -w "%{http_code}\n" -X POST "$BASE_URL/ftd-spi-employee/rest/employee/get" \</w:t>
       </w:r>
@@ -1378,26 +1052,10 @@
         <w:rPr>
           <w:rFonts w:ascii="Consolas" w:cs="Consolas" w:eastAsia="Consolas" w:hAnsi="Consolas"/>
           <w:color w:val="D8F0D8"/>
-          <w:sz w:val="17"/>
-          <w:szCs w:val="17"/>
-        </w:rPr>
-        <w:t xml:space="preserve">  -H "Content-Type: application/json" -H "X-Country-Code: VE" \</w:t>
-      </w:r>
-    </w:p>
-    <w:p>
-      <w:pPr>
-        <w:shd w:fill="1E1E2E" w:val="clear"/>
-        <w:spacing w:after="0"/>
-        <w:ind w:left="160"/>
-      </w:pPr>
-      <w:r>
-        <w:rPr>
-          <w:rFonts w:ascii="Consolas" w:cs="Consolas" w:eastAsia="Consolas" w:hAnsi="Consolas"/>
-          <w:color w:val="D8F0D8"/>
-          <w:sz w:val="17"/>
-          <w:szCs w:val="17"/>
-        </w:rPr>
-        <w:t xml:space="preserve">  -d '{ "idNumber": "12345678" }'</w:t>
+          <w:sz w:val="16"/>
+          <w:szCs w:val="16"/>
+        </w:rPr>
+        <w:t xml:space="preserve">  -H "Content-Type: application/json" -H "X-Country-Code: VE" -d '{"idNumber":"12345678"}'</w:t>
       </w:r>
     </w:p>
     <w:p>
@@ -1451,8 +1109,8 @@
         <w:rPr>
           <w:rFonts w:ascii="Consolas" w:cs="Consolas" w:eastAsia="Consolas" w:hAnsi="Consolas"/>
           <w:color w:val="D8F0D8"/>
-          <w:sz w:val="17"/>
-          <w:szCs w:val="17"/>
+          <w:sz w:val="16"/>
+          <w:szCs w:val="16"/>
         </w:rPr>
         <w:t xml:space="preserve">curl -s -o /dev/null -w "%{http_code}\n" -X POST "$BASE_URL/ftd-spi-employee/rest/employee/get" \</w:t>
       </w:r>
@@ -1467,26 +1125,10 @@
         <w:rPr>
           <w:rFonts w:ascii="Consolas" w:cs="Consolas" w:eastAsia="Consolas" w:hAnsi="Consolas"/>
           <w:color w:val="D8F0D8"/>
-          <w:sz w:val="17"/>
-          <w:szCs w:val="17"/>
-        </w:rPr>
-        <w:t xml:space="preserve">  -H "Content-Type: application/json" -H "Authorization: Bearer $TOKEN" \</w:t>
-      </w:r>
-    </w:p>
-    <w:p>
-      <w:pPr>
-        <w:shd w:fill="1E1E2E" w:val="clear"/>
-        <w:spacing w:after="0"/>
-        <w:ind w:left="160"/>
-      </w:pPr>
-      <w:r>
-        <w:rPr>
-          <w:rFonts w:ascii="Consolas" w:cs="Consolas" w:eastAsia="Consolas" w:hAnsi="Consolas"/>
-          <w:color w:val="D8F0D8"/>
-          <w:sz w:val="17"/>
-          <w:szCs w:val="17"/>
-        </w:rPr>
-        <w:t xml:space="preserve">  -d '{ "idNumber": "12345678" }'</w:t>
+          <w:sz w:val="16"/>
+          <w:szCs w:val="16"/>
+        </w:rPr>
+        <w:t xml:space="preserve">  -H "Content-Type: application/json" -H "Authorization: Bearer $TOKEN" -d '{"idNumber":"12345678"}'</w:t>
       </w:r>
     </w:p>
     <w:p>
@@ -1527,21 +1169,21 @@
           <w:sz w:val="23"/>
           <w:szCs w:val="23"/>
         </w:rPr>
-        <w:t xml:space="preserve">3.3 País válido pero no habilitado — AR (422)</w:t>
-      </w:r>
-    </w:p>
-    <w:p>
-      <w:pPr>
-        <w:shd w:fill="1E1E2E" w:val="clear"/>
-        <w:spacing w:after="0"/>
-        <w:ind w:left="160"/>
-      </w:pPr>
-      <w:r>
-        <w:rPr>
-          <w:rFonts w:ascii="Consolas" w:cs="Consolas" w:eastAsia="Consolas" w:hAnsi="Consolas"/>
-          <w:color w:val="D8F0D8"/>
-          <w:sz w:val="17"/>
-          <w:szCs w:val="17"/>
+        <w:t xml:space="preserve">3.3 País no habilitado — AR (422)</w:t>
+      </w:r>
+    </w:p>
+    <w:p>
+      <w:pPr>
+        <w:shd w:fill="1E1E2E" w:val="clear"/>
+        <w:spacing w:after="0"/>
+        <w:ind w:left="160"/>
+      </w:pPr>
+      <w:r>
+        <w:rPr>
+          <w:rFonts w:ascii="Consolas" w:cs="Consolas" w:eastAsia="Consolas" w:hAnsi="Consolas"/>
+          <w:color w:val="D8F0D8"/>
+          <w:sz w:val="16"/>
+          <w:szCs w:val="16"/>
         </w:rPr>
         <w:t xml:space="preserve">curl -s -o /dev/null -w "%{http_code}\n" -X POST "$BASE_URL/ftd-spi-employee/rest/employee/get" \</w:t>
       </w:r>
@@ -1556,8 +1198,8 @@
         <w:rPr>
           <w:rFonts w:ascii="Consolas" w:cs="Consolas" w:eastAsia="Consolas" w:hAnsi="Consolas"/>
           <w:color w:val="D8F0D8"/>
-          <w:sz w:val="17"/>
-          <w:szCs w:val="17"/>
+          <w:sz w:val="16"/>
+          <w:szCs w:val="16"/>
         </w:rPr>
         <w:t xml:space="preserve">  -H "Content-Type: application/json" -H "Authorization: Bearer $TOKEN" \</w:t>
       </w:r>
@@ -1572,10 +1214,10 @@
         <w:rPr>
           <w:rFonts w:ascii="Consolas" w:cs="Consolas" w:eastAsia="Consolas" w:hAnsi="Consolas"/>
           <w:color w:val="D8F0D8"/>
-          <w:sz w:val="17"/>
-          <w:szCs w:val="17"/>
-        </w:rPr>
-        <w:t xml:space="preserve">  -H "X-Country-Code: AR" -d '{ "idNumber": "12345678" }'</w:t>
+          <w:sz w:val="16"/>
+          <w:szCs w:val="16"/>
+        </w:rPr>
+        <w:t xml:space="preserve">  -H "X-Country-Code: AR" -d '{"idNumber":"12345678"}'</w:t>
       </w:r>
     </w:p>
     <w:p>
@@ -1599,7 +1241,7 @@
           <w:sz w:val="20"/>
           <w:szCs w:val="20"/>
         </w:rPr>
-        <w:t xml:space="preserve">422 — "Country AR not enabled"</w:t>
+        <w:t xml:space="preserve">422</w:t>
       </w:r>
     </w:p>
     <w:p>
@@ -1616,55 +1258,23 @@
           <w:sz w:val="23"/>
           <w:szCs w:val="23"/>
         </w:rPr>
-        <w:t xml:space="preserve">3.4 Header de país mal formado — VEN (400)</w:t>
-      </w:r>
-    </w:p>
-    <w:p>
-      <w:pPr>
-        <w:shd w:fill="1E1E2E" w:val="clear"/>
-        <w:spacing w:after="0"/>
-        <w:ind w:left="160"/>
-      </w:pPr>
-      <w:r>
-        <w:rPr>
-          <w:rFonts w:ascii="Consolas" w:cs="Consolas" w:eastAsia="Consolas" w:hAnsi="Consolas"/>
-          <w:color w:val="D8F0D8"/>
-          <w:sz w:val="17"/>
-          <w:szCs w:val="17"/>
-        </w:rPr>
-        <w:t xml:space="preserve">curl -s -o /dev/null -w "%{http_code}\n" -X POST "$BASE_URL/ftd-spi-employee/rest/employee/get" \</w:t>
-      </w:r>
-    </w:p>
-    <w:p>
-      <w:pPr>
-        <w:shd w:fill="1E1E2E" w:val="clear"/>
-        <w:spacing w:after="0"/>
-        <w:ind w:left="160"/>
-      </w:pPr>
-      <w:r>
-        <w:rPr>
-          <w:rFonts w:ascii="Consolas" w:cs="Consolas" w:eastAsia="Consolas" w:hAnsi="Consolas"/>
-          <w:color w:val="D8F0D8"/>
-          <w:sz w:val="17"/>
-          <w:szCs w:val="17"/>
-        </w:rPr>
-        <w:t xml:space="preserve">  -H "Content-Type: application/json" -H "Authorization: Bearer $TOKEN" \</w:t>
-      </w:r>
-    </w:p>
-    <w:p>
-      <w:pPr>
-        <w:shd w:fill="1E1E2E" w:val="clear"/>
-        <w:spacing w:after="0"/>
-        <w:ind w:left="160"/>
-      </w:pPr>
-      <w:r>
-        <w:rPr>
-          <w:rFonts w:ascii="Consolas" w:cs="Consolas" w:eastAsia="Consolas" w:hAnsi="Consolas"/>
-          <w:color w:val="D8F0D8"/>
-          <w:sz w:val="17"/>
-          <w:szCs w:val="17"/>
-        </w:rPr>
-        <w:t xml:space="preserve">  -H "X-Country-Code: VEN" -d '{ "idNumber": "12345678" }'</w:t>
+        <w:t xml:space="preserve">3.4 Body inválido (400)</w:t>
+      </w:r>
+    </w:p>
+    <w:p>
+      <w:pPr>
+        <w:shd w:fill="1E1E2E" w:val="clear"/>
+        <w:spacing w:after="0"/>
+        <w:ind w:left="160"/>
+      </w:pPr>
+      <w:r>
+        <w:rPr>
+          <w:rFonts w:ascii="Consolas" w:cs="Consolas" w:eastAsia="Consolas" w:hAnsi="Consolas"/>
+          <w:color w:val="D8F0D8"/>
+          <w:sz w:val="16"/>
+          <w:szCs w:val="16"/>
+        </w:rPr>
+        <w:t xml:space="preserve">post employee/create '{"idNumber":""}' | dec</w:t>
       </w:r>
     </w:p>
     <w:p>
@@ -1688,7 +1298,7 @@
           <w:sz w:val="20"/>
           <w:szCs w:val="20"/>
         </w:rPr>
-        <w:t xml:space="preserve">400 — ISO 3166-1 alfa-2 requerido</w:t>
+        <w:t xml:space="preserve">400 — con errores por campo</w:t>
       </w:r>
     </w:p>
     <w:p>
@@ -1705,87 +1315,23 @@
           <w:sz w:val="23"/>
           <w:szCs w:val="23"/>
         </w:rPr>
-        <w:t xml:space="preserve">3.5 Body inválido (400 con errores por campo)</w:t>
-      </w:r>
-    </w:p>
-    <w:p>
-      <w:pPr>
-        <w:shd w:fill="1E1E2E" w:val="clear"/>
-        <w:spacing w:after="0"/>
-        <w:ind w:left="160"/>
-      </w:pPr>
-      <w:r>
-        <w:rPr>
-          <w:rFonts w:ascii="Consolas" w:cs="Consolas" w:eastAsia="Consolas" w:hAnsi="Consolas"/>
-          <w:color w:val="D8F0D8"/>
-          <w:sz w:val="17"/>
-          <w:szCs w:val="17"/>
-        </w:rPr>
-        <w:t xml:space="preserve">curl -s -X POST "$BASE_URL/ftd-spi-employee/rest/employee/create" \</w:t>
-      </w:r>
-    </w:p>
-    <w:p>
-      <w:pPr>
-        <w:shd w:fill="1E1E2E" w:val="clear"/>
-        <w:spacing w:after="0"/>
-        <w:ind w:left="160"/>
-      </w:pPr>
-      <w:r>
-        <w:rPr>
-          <w:rFonts w:ascii="Consolas" w:cs="Consolas" w:eastAsia="Consolas" w:hAnsi="Consolas"/>
-          <w:color w:val="D8F0D8"/>
-          <w:sz w:val="17"/>
-          <w:szCs w:val="17"/>
-        </w:rPr>
-        <w:t xml:space="preserve">  -H "Content-Type: application/json" \</w:t>
-      </w:r>
-    </w:p>
-    <w:p>
-      <w:pPr>
-        <w:shd w:fill="1E1E2E" w:val="clear"/>
-        <w:spacing w:after="0"/>
-        <w:ind w:left="160"/>
-      </w:pPr>
-      <w:r>
-        <w:rPr>
-          <w:rFonts w:ascii="Consolas" w:cs="Consolas" w:eastAsia="Consolas" w:hAnsi="Consolas"/>
-          <w:color w:val="D8F0D8"/>
-          <w:sz w:val="17"/>
-          <w:szCs w:val="17"/>
-        </w:rPr>
-        <w:t xml:space="preserve">  -H "Authorization: Bearer $TOKEN" \</w:t>
-      </w:r>
-    </w:p>
-    <w:p>
-      <w:pPr>
-        <w:shd w:fill="1E1E2E" w:val="clear"/>
-        <w:spacing w:after="0"/>
-        <w:ind w:left="160"/>
-      </w:pPr>
-      <w:r>
-        <w:rPr>
-          <w:rFonts w:ascii="Consolas" w:cs="Consolas" w:eastAsia="Consolas" w:hAnsi="Consolas"/>
-          <w:color w:val="D8F0D8"/>
-          <w:sz w:val="17"/>
-          <w:szCs w:val="17"/>
-        </w:rPr>
-        <w:t xml:space="preserve">  -H "X-Country-Code: VE" \</w:t>
-      </w:r>
-    </w:p>
-    <w:p>
-      <w:pPr>
-        <w:shd w:fill="1E1E2E" w:val="clear"/>
-        <w:spacing w:after="0"/>
-        <w:ind w:left="160"/>
-      </w:pPr>
-      <w:r>
-        <w:rPr>
-          <w:rFonts w:ascii="Consolas" w:cs="Consolas" w:eastAsia="Consolas" w:hAnsi="Consolas"/>
-          <w:color w:val="D8F0D8"/>
-          <w:sz w:val="17"/>
-          <w:szCs w:val="17"/>
-        </w:rPr>
-        <w:t xml:space="preserve">  -d '{ "idNumber": "" }'</w:t>
+        <w:t xml:space="preserve">3.5 Duplicado (409)</w:t>
+      </w:r>
+    </w:p>
+    <w:p>
+      <w:pPr>
+        <w:shd w:fill="1E1E2E" w:val="clear"/>
+        <w:spacing w:after="0"/>
+        <w:ind w:left="160"/>
+      </w:pPr>
+      <w:r>
+        <w:rPr>
+          <w:rFonts w:ascii="Consolas" w:cs="Consolas" w:eastAsia="Consolas" w:hAnsi="Consolas"/>
+          <w:color w:val="D8F0D8"/>
+          <w:sz w:val="16"/>
+          <w:szCs w:val="16"/>
+        </w:rPr>
+        <w:t xml:space="preserve">post employee/create '{"idNumber":"12345678","nationality":"VENEZOLANO","firstName":"MARIA","lastName":"PEREZ","birthDate":"1990-05-14","gender":"F"}' | dec</w:t>
       </w:r>
     </w:p>
     <w:p>
@@ -1809,7 +1355,7 @@
           <w:sz w:val="20"/>
           <w:szCs w:val="20"/>
         </w:rPr>
-        <w:t xml:space="preserve">400 — {"statusCode":400,"message":"Bad Request","errors":[...],"path":"/ftd-spi-employee/rest/employee/create"}</w:t>
+        <w:t xml:space="preserve">409 — "Employee already exists"</w:t>
       </w:r>
     </w:p>
     <w:p>
@@ -1826,21 +1372,21 @@
           <w:sz w:val="23"/>
           <w:szCs w:val="23"/>
         </w:rPr>
-        <w:t xml:space="preserve">3.6 Empleado inexistente (404)</w:t>
-      </w:r>
-    </w:p>
-    <w:p>
-      <w:pPr>
-        <w:shd w:fill="1E1E2E" w:val="clear"/>
-        <w:spacing w:after="0"/>
-        <w:ind w:left="160"/>
-      </w:pPr>
-      <w:r>
-        <w:rPr>
-          <w:rFonts w:ascii="Consolas" w:cs="Consolas" w:eastAsia="Consolas" w:hAnsi="Consolas"/>
-          <w:color w:val="D8F0D8"/>
-          <w:sz w:val="17"/>
-          <w:szCs w:val="17"/>
+        <w:t xml:space="preserve">3.6 Cipher inválido (400)</w:t>
+      </w:r>
+    </w:p>
+    <w:p>
+      <w:pPr>
+        <w:shd w:fill="1E1E2E" w:val="clear"/>
+        <w:spacing w:after="0"/>
+        <w:ind w:left="160"/>
+      </w:pPr>
+      <w:r>
+        <w:rPr>
+          <w:rFonts w:ascii="Consolas" w:cs="Consolas" w:eastAsia="Consolas" w:hAnsi="Consolas"/>
+          <w:color w:val="D8F0D8"/>
+          <w:sz w:val="16"/>
+          <w:szCs w:val="16"/>
         </w:rPr>
         <w:t xml:space="preserve">curl -s -o /dev/null -w "%{http_code}\n" -X POST "$BASE_URL/ftd-spi-employee/rest/employee/get" \</w:t>
       </w:r>
@@ -1855,26 +1401,26 @@
         <w:rPr>
           <w:rFonts w:ascii="Consolas" w:cs="Consolas" w:eastAsia="Consolas" w:hAnsi="Consolas"/>
           <w:color w:val="D8F0D8"/>
-          <w:sz w:val="17"/>
-          <w:szCs w:val="17"/>
-        </w:rPr>
-        <w:t xml:space="preserve">  -H "Content-Type: application/json" -H "Authorization: Bearer $TOKEN" \</w:t>
-      </w:r>
-    </w:p>
-    <w:p>
-      <w:pPr>
-        <w:shd w:fill="1E1E2E" w:val="clear"/>
-        <w:spacing w:after="0"/>
-        <w:ind w:left="160"/>
-      </w:pPr>
-      <w:r>
-        <w:rPr>
-          <w:rFonts w:ascii="Consolas" w:cs="Consolas" w:eastAsia="Consolas" w:hAnsi="Consolas"/>
-          <w:color w:val="D8F0D8"/>
-          <w:sz w:val="17"/>
-          <w:szCs w:val="17"/>
-        </w:rPr>
-        <w:t xml:space="preserve">  -H "X-Country-Code: VE" -d '{ "idNumber": "00000000" }'</w:t>
+          <w:sz w:val="16"/>
+          <w:szCs w:val="16"/>
+        </w:rPr>
+        <w:t xml:space="preserve">  -H "Authorization: Bearer $TOKEN" -H "X-Country-Code: VE" \</w:t>
+      </w:r>
+    </w:p>
+    <w:p>
+      <w:pPr>
+        <w:shd w:fill="1E1E2E" w:val="clear"/>
+        <w:spacing w:after="0"/>
+        <w:ind w:left="160"/>
+      </w:pPr>
+      <w:r>
+        <w:rPr>
+          <w:rFonts w:ascii="Consolas" w:cs="Consolas" w:eastAsia="Consolas" w:hAnsi="Consolas"/>
+          <w:color w:val="D8F0D8"/>
+          <w:sz w:val="16"/>
+          <w:szCs w:val="16"/>
+        </w:rPr>
+        <w:t xml:space="preserve">  -H "Content-Type: application/x-www-form-urlencoded" --data-urlencode "RequestJson=not-a-valid-cipher"</w:t>
       </w:r>
     </w:p>
     <w:p>
@@ -1898,13 +1444,13 @@
           <w:sz w:val="20"/>
           <w:szCs w:val="20"/>
         </w:rPr>
-        <w:t xml:space="preserve">404</w:t>
-      </w:r>
-    </w:p>
-    <w:p>
-      <w:pPr>
-        <w:pStyle w:val="Heading2"/>
-        <w:spacing w:after="100" w:before="200"/>
+        <w:t xml:space="preserve">400 — "Invalid encrypted payload"</w:t>
+      </w:r>
+    </w:p>
+    <w:p>
+      <w:pPr>
+        <w:pStyle w:val="Heading1"/>
+        <w:spacing w:after="160" w:before="280"/>
       </w:pPr>
       <w:r>
         <w:rPr>
@@ -1912,58 +1458,42 @@
           <w:b/>
           <w:bCs/>
           <w:color w:val="002858"/>
-          <w:sz w:val="23"/>
-          <w:szCs w:val="23"/>
-        </w:rPr>
-        <w:t xml:space="preserve">3.7 Token inválido o vencido (401)</w:t>
-      </w:r>
-    </w:p>
-    <w:p>
-      <w:pPr>
-        <w:shd w:fill="1E1E2E" w:val="clear"/>
-        <w:spacing w:after="0"/>
-        <w:ind w:left="160"/>
-      </w:pPr>
-      <w:r>
-        <w:rPr>
-          <w:rFonts w:ascii="Consolas" w:cs="Consolas" w:eastAsia="Consolas" w:hAnsi="Consolas"/>
-          <w:color w:val="D8F0D8"/>
-          <w:sz w:val="17"/>
-          <w:szCs w:val="17"/>
-        </w:rPr>
-        <w:t xml:space="preserve">curl -s -o /dev/null -w "%{http_code}\n" -X POST "$BASE_URL/ftd-spi-employee/rest/employee/get" \</w:t>
-      </w:r>
-    </w:p>
-    <w:p>
-      <w:pPr>
-        <w:shd w:fill="1E1E2E" w:val="clear"/>
-        <w:spacing w:after="0"/>
-        <w:ind w:left="160"/>
-      </w:pPr>
-      <w:r>
-        <w:rPr>
-          <w:rFonts w:ascii="Consolas" w:cs="Consolas" w:eastAsia="Consolas" w:hAnsi="Consolas"/>
-          <w:color w:val="D8F0D8"/>
-          <w:sz w:val="17"/>
-          <w:szCs w:val="17"/>
-        </w:rPr>
-        <w:t xml:space="preserve">  -H "Content-Type: application/json" -H "Authorization: Bearer eyJinvalido" \</w:t>
-      </w:r>
-    </w:p>
-    <w:p>
-      <w:pPr>
-        <w:shd w:fill="1E1E2E" w:val="clear"/>
-        <w:spacing w:after="0"/>
-        <w:ind w:left="160"/>
-      </w:pPr>
-      <w:r>
-        <w:rPr>
-          <w:rFonts w:ascii="Consolas" w:cs="Consolas" w:eastAsia="Consolas" w:hAnsi="Consolas"/>
-          <w:color w:val="D8F0D8"/>
-          <w:sz w:val="17"/>
-          <w:szCs w:val="17"/>
-        </w:rPr>
-        <w:t xml:space="preserve">  -H "X-Country-Code: VE" -d '{ "idNumber": "12345678" }'</w:t>
+          <w:sz w:val="28"/>
+          <w:szCs w:val="28"/>
+        </w:rPr>
+        <w:t xml:space="preserve">4. Health (públicos, sin token ni header)</w:t>
+      </w:r>
+    </w:p>
+    <w:p>
+      <w:pPr>
+        <w:shd w:fill="1E1E2E" w:val="clear"/>
+        <w:spacing w:after="0"/>
+        <w:ind w:left="160"/>
+      </w:pPr>
+      <w:r>
+        <w:rPr>
+          <w:rFonts w:ascii="Consolas" w:cs="Consolas" w:eastAsia="Consolas" w:hAnsi="Consolas"/>
+          <w:color w:val="D8F0D8"/>
+          <w:sz w:val="16"/>
+          <w:szCs w:val="16"/>
+        </w:rPr>
+        <w:t xml:space="preserve">curl -s "$BASE_URL/health"          # {"status":"ok"}</w:t>
+      </w:r>
+    </w:p>
+    <w:p>
+      <w:pPr>
+        <w:shd w:fill="1E1E2E" w:val="clear"/>
+        <w:spacing w:after="0"/>
+        <w:ind w:left="160"/>
+      </w:pPr>
+      <w:r>
+        <w:rPr>
+          <w:rFonts w:ascii="Consolas" w:cs="Consolas" w:eastAsia="Consolas" w:hAnsi="Consolas"/>
+          <w:color w:val="D8F0D8"/>
+          <w:sz w:val="16"/>
+          <w:szCs w:val="16"/>
+        </w:rPr>
+        <w:t xml:space="preserve">curl -s "$BASE_URL/health/ready"    # {"status":"ok","countries":["VE"]}</w:t>
       </w:r>
     </w:p>
     <w:p>
@@ -1987,557 +1517,7 @@
           <w:sz w:val="20"/>
           <w:szCs w:val="20"/>
         </w:rPr>
-        <w:t xml:space="preserve">401</w:t>
-      </w:r>
-    </w:p>
-    <w:p>
-      <w:pPr>
-        <w:pStyle w:val="Heading1"/>
-        <w:spacing w:after="160" w:before="280"/>
-      </w:pPr>
-      <w:r>
-        <w:rPr>
-          <w:rFonts w:ascii="Arial" w:cs="Arial" w:eastAsia="Arial" w:hAnsi="Arial"/>
-          <w:b/>
-          <w:bCs/>
-          <w:color w:val="002858"/>
-          <w:sz w:val="28"/>
-          <w:szCs w:val="28"/>
-        </w:rPr>
-        <w:t xml:space="preserve">4. Health (públicos, sin token ni header de país)</w:t>
-      </w:r>
-    </w:p>
-    <w:p>
-      <w:pPr>
-        <w:shd w:fill="1E1E2E" w:val="clear"/>
-        <w:spacing w:after="0"/>
-        <w:ind w:left="160"/>
-      </w:pPr>
-      <w:r>
-        <w:rPr>
-          <w:rFonts w:ascii="Consolas" w:cs="Consolas" w:eastAsia="Consolas" w:hAnsi="Consolas"/>
-          <w:color w:val="D8F0D8"/>
-          <w:sz w:val="17"/>
-          <w:szCs w:val="17"/>
-        </w:rPr>
-        <w:t xml:space="preserve">curl -s "$BASE_URL/health"          # {"status":"ok"}</w:t>
-      </w:r>
-    </w:p>
-    <w:p>
-      <w:pPr>
-        <w:shd w:fill="1E1E2E" w:val="clear"/>
-        <w:spacing w:after="0"/>
-        <w:ind w:left="160"/>
-      </w:pPr>
-      <w:r>
-        <w:rPr>
-          <w:rFonts w:ascii="Consolas" w:cs="Consolas" w:eastAsia="Consolas" w:hAnsi="Consolas"/>
-          <w:color w:val="D8F0D8"/>
-          <w:sz w:val="17"/>
-          <w:szCs w:val="17"/>
-        </w:rPr>
-        <w:t xml:space="preserve">curl -s "$BASE_URL/health/ready"    # {"status":"ok","countries":["VE"]}</w:t>
-      </w:r>
-    </w:p>
-    <w:p>
-      <w:pPr>
-        <w:spacing w:after="160" w:before="60"/>
-      </w:pPr>
-      <w:r>
-        <w:rPr>
-          <w:rFonts w:ascii="Arial" w:cs="Arial" w:eastAsia="Arial" w:hAnsi="Arial"/>
-          <w:b/>
-          <w:bCs/>
-          <w:color w:val="2E7D32"/>
-          <w:sz w:val="20"/>
-          <w:szCs w:val="20"/>
-        </w:rPr>
-        <w:t xml:space="preserve">Esperado: </w:t>
-      </w:r>
-      <w:r>
-        <w:rPr>
-          <w:rFonts w:ascii="Arial" w:cs="Arial" w:eastAsia="Arial" w:hAnsi="Arial"/>
-          <w:sz w:val="20"/>
-          <w:szCs w:val="20"/>
-        </w:rPr>
         <w:t xml:space="preserve">200 en ambos</w:t>
-      </w:r>
-    </w:p>
-    <w:p>
-      <w:pPr>
-        <w:pStyle w:val="Heading1"/>
-        <w:spacing w:after="160" w:before="280"/>
-      </w:pPr>
-      <w:r>
-        <w:rPr>
-          <w:rFonts w:ascii="Arial" w:cs="Arial" w:eastAsia="Arial" w:hAnsi="Arial"/>
-          <w:b/>
-          <w:bCs/>
-          <w:color w:val="002858"/>
-          <w:sz w:val="28"/>
-          <w:szCs w:val="28"/>
-        </w:rPr>
-        <w:t xml:space="preserve">5. Payload cifrado (P2C) — librería crypto-js</w:t>
-      </w:r>
-    </w:p>
-    <w:p>
-      <w:pPr>
-        <w:spacing w:after="120"/>
-      </w:pPr>
-      <w:r>
-        <w:rPr>
-          <w:rFonts w:ascii="Arial" w:cs="Arial" w:eastAsia="Arial" w:hAnsi="Arial"/>
-          <w:sz w:val="22"/>
-          <w:szCs w:val="22"/>
-        </w:rPr>
-        <w:t xml:space="preserve">Cuando PAYLOAD_ENCRYPTION_KEY está configurada en el backend, el body viaja cifrado con CryptoJS.AES (librería crypto-js, la misma del front): el cliente envía el campo RequestJson cifrado y recibe ResponseJson cifrado.</w:t>
-      </w:r>
-    </w:p>
-    <w:p>
-      <w:pPr>
-        <w:shd w:fill="1E1E2E" w:val="clear"/>
-        <w:spacing w:after="0"/>
-        <w:ind w:left="160"/>
-      </w:pPr>
-      <w:r>
-        <w:rPr>
-          <w:rFonts w:ascii="Consolas" w:cs="Consolas" w:eastAsia="Consolas" w:hAnsi="Consolas"/>
-          <w:color w:val="D8F0D8"/>
-          <w:sz w:val="17"/>
-          <w:szCs w:val="17"/>
-        </w:rPr>
-        <w:t xml:space="preserve">export PAYLOAD_KEY="portal-shared-key-2026"   # = PAYLOAD_ENCRYPTION_KEY del backend</w:t>
-      </w:r>
-    </w:p>
-    <w:p>
-      <w:pPr>
-        <w:pStyle w:val="Heading2"/>
-        <w:spacing w:after="100" w:before="200"/>
-      </w:pPr>
-      <w:r>
-        <w:rPr>
-          <w:rFonts w:ascii="Arial" w:cs="Arial" w:eastAsia="Arial" w:hAnsi="Arial"/>
-          <w:b/>
-          <w:bCs/>
-          <w:color w:val="002858"/>
-          <w:sz w:val="23"/>
-          <w:szCs w:val="23"/>
-        </w:rPr>
-        <w:t xml:space="preserve">5.1 Crear empleado cifrado (201)</w:t>
-      </w:r>
-    </w:p>
-    <w:p>
-      <w:pPr>
-        <w:shd w:fill="1E1E2E" w:val="clear"/>
-        <w:spacing w:after="0"/>
-        <w:ind w:left="160"/>
-      </w:pPr>
-      <w:r>
-        <w:rPr>
-          <w:rFonts w:ascii="Consolas" w:cs="Consolas" w:eastAsia="Consolas" w:hAnsi="Consolas"/>
-          <w:color w:val="D8F0D8"/>
-          <w:sz w:val="17"/>
-          <w:szCs w:val="17"/>
-        </w:rPr>
-        <w:t xml:space="preserve">CIPHER=$(node -e '</w:t>
-      </w:r>
-    </w:p>
-    <w:p>
-      <w:pPr>
-        <w:shd w:fill="1E1E2E" w:val="clear"/>
-        <w:spacing w:after="0"/>
-        <w:ind w:left="160"/>
-      </w:pPr>
-      <w:r>
-        <w:rPr>
-          <w:rFonts w:ascii="Consolas" w:cs="Consolas" w:eastAsia="Consolas" w:hAnsi="Consolas"/>
-          <w:color w:val="D8F0D8"/>
-          <w:sz w:val="17"/>
-          <w:szCs w:val="17"/>
-        </w:rPr>
-        <w:t xml:space="preserve">const CryptoJS = require("crypto-js");</w:t>
-      </w:r>
-    </w:p>
-    <w:p>
-      <w:pPr>
-        <w:shd w:fill="1E1E2E" w:val="clear"/>
-        <w:spacing w:after="0"/>
-        <w:ind w:left="160"/>
-      </w:pPr>
-      <w:r>
-        <w:rPr>
-          <w:rFonts w:ascii="Consolas" w:cs="Consolas" w:eastAsia="Consolas" w:hAnsi="Consolas"/>
-          <w:color w:val="D8F0D8"/>
-          <w:sz w:val="17"/>
-          <w:szCs w:val="17"/>
-        </w:rPr>
-        <w:t xml:space="preserve">const data = { idNumber:"12345678", nationality:"VENEZOLANO", firstName:"MARIA",</w:t>
-      </w:r>
-    </w:p>
-    <w:p>
-      <w:pPr>
-        <w:shd w:fill="1E1E2E" w:val="clear"/>
-        <w:spacing w:after="0"/>
-        <w:ind w:left="160"/>
-      </w:pPr>
-      <w:r>
-        <w:rPr>
-          <w:rFonts w:ascii="Consolas" w:cs="Consolas" w:eastAsia="Consolas" w:hAnsi="Consolas"/>
-          <w:color w:val="D8F0D8"/>
-          <w:sz w:val="17"/>
-          <w:szCs w:val="17"/>
-        </w:rPr>
-        <w:t xml:space="preserve">  lastName:"PEREZ", birthDate:"1990-05-14", gender:"F" };</w:t>
-      </w:r>
-    </w:p>
-    <w:p>
-      <w:pPr>
-        <w:shd w:fill="1E1E2E" w:val="clear"/>
-        <w:spacing w:after="0"/>
-        <w:ind w:left="160"/>
-      </w:pPr>
-      <w:r>
-        <w:rPr>
-          <w:rFonts w:ascii="Consolas" w:cs="Consolas" w:eastAsia="Consolas" w:hAnsi="Consolas"/>
-          <w:color w:val="D8F0D8"/>
-          <w:sz w:val="17"/>
-          <w:szCs w:val="17"/>
-        </w:rPr>
-        <w:t xml:space="preserve">process.stdout.write(CryptoJS.AES.encrypt(JSON.stringify(data), process.env.PAYLOAD_KEY).toString());</w:t>
-      </w:r>
-    </w:p>
-    <w:p>
-      <w:pPr>
-        <w:shd w:fill="1E1E2E" w:val="clear"/>
-        <w:spacing w:after="0"/>
-        <w:ind w:left="160"/>
-      </w:pPr>
-      <w:r>
-        <w:rPr>
-          <w:rFonts w:ascii="Consolas" w:cs="Consolas" w:eastAsia="Consolas" w:hAnsi="Consolas"/>
-          <w:color w:val="D8F0D8"/>
-          <w:sz w:val="17"/>
-          <w:szCs w:val="17"/>
-        </w:rPr>
-        <w:t xml:space="preserve">')</w:t>
-      </w:r>
-    </w:p>
-    <w:p>
-      <w:pPr>
-        <w:shd w:fill="1E1E2E" w:val="clear"/>
-        <w:spacing w:after="0"/>
-        <w:ind w:left="160"/>
-      </w:pPr>
-      <w:r>
-        <w:rPr>
-          <w:rFonts w:ascii="Consolas" w:cs="Consolas" w:eastAsia="Consolas" w:hAnsi="Consolas"/>
-          <w:color w:val="D8F0D8"/>
-          <w:sz w:val="17"/>
-          <w:szCs w:val="17"/>
-        </w:rPr>
-        <w:t xml:space="preserve"> </w:t>
-      </w:r>
-    </w:p>
-    <w:p>
-      <w:pPr>
-        <w:shd w:fill="1E1E2E" w:val="clear"/>
-        <w:spacing w:after="0"/>
-        <w:ind w:left="160"/>
-      </w:pPr>
-      <w:r>
-        <w:rPr>
-          <w:rFonts w:ascii="Consolas" w:cs="Consolas" w:eastAsia="Consolas" w:hAnsi="Consolas"/>
-          <w:color w:val="D8F0D8"/>
-          <w:sz w:val="17"/>
-          <w:szCs w:val="17"/>
-        </w:rPr>
-        <w:t xml:space="preserve">curl -s -X POST "$BASE_URL/ftd-spi-employee/rest/employee/create" \</w:t>
-      </w:r>
-    </w:p>
-    <w:p>
-      <w:pPr>
-        <w:shd w:fill="1E1E2E" w:val="clear"/>
-        <w:spacing w:after="0"/>
-        <w:ind w:left="160"/>
-      </w:pPr>
-      <w:r>
-        <w:rPr>
-          <w:rFonts w:ascii="Consolas" w:cs="Consolas" w:eastAsia="Consolas" w:hAnsi="Consolas"/>
-          <w:color w:val="D8F0D8"/>
-          <w:sz w:val="17"/>
-          <w:szCs w:val="17"/>
-        </w:rPr>
-        <w:t xml:space="preserve">  -H "Authorization: Bearer $TOKEN" \</w:t>
-      </w:r>
-    </w:p>
-    <w:p>
-      <w:pPr>
-        <w:shd w:fill="1E1E2E" w:val="clear"/>
-        <w:spacing w:after="0"/>
-        <w:ind w:left="160"/>
-      </w:pPr>
-      <w:r>
-        <w:rPr>
-          <w:rFonts w:ascii="Consolas" w:cs="Consolas" w:eastAsia="Consolas" w:hAnsi="Consolas"/>
-          <w:color w:val="D8F0D8"/>
-          <w:sz w:val="17"/>
-          <w:szCs w:val="17"/>
-        </w:rPr>
-        <w:t xml:space="preserve">  -H "X-Country-Code: VE" \</w:t>
-      </w:r>
-    </w:p>
-    <w:p>
-      <w:pPr>
-        <w:shd w:fill="1E1E2E" w:val="clear"/>
-        <w:spacing w:after="0"/>
-        <w:ind w:left="160"/>
-      </w:pPr>
-      <w:r>
-        <w:rPr>
-          <w:rFonts w:ascii="Consolas" w:cs="Consolas" w:eastAsia="Consolas" w:hAnsi="Consolas"/>
-          <w:color w:val="D8F0D8"/>
-          <w:sz w:val="17"/>
-          <w:szCs w:val="17"/>
-        </w:rPr>
-        <w:t xml:space="preserve">  -H "Content-Type: application/x-www-form-urlencoded" \</w:t>
-      </w:r>
-    </w:p>
-    <w:p>
-      <w:pPr>
-        <w:shd w:fill="1E1E2E" w:val="clear"/>
-        <w:spacing w:after="0"/>
-        <w:ind w:left="160"/>
-      </w:pPr>
-      <w:r>
-        <w:rPr>
-          <w:rFonts w:ascii="Consolas" w:cs="Consolas" w:eastAsia="Consolas" w:hAnsi="Consolas"/>
-          <w:color w:val="D8F0D8"/>
-          <w:sz w:val="17"/>
-          <w:szCs w:val="17"/>
-        </w:rPr>
-        <w:t xml:space="preserve">  --data-urlencode "RequestJson=$CIPHER"</w:t>
-      </w:r>
-    </w:p>
-    <w:p>
-      <w:pPr>
-        <w:spacing w:after="160" w:before="60"/>
-      </w:pPr>
-      <w:r>
-        <w:rPr>
-          <w:rFonts w:ascii="Arial" w:cs="Arial" w:eastAsia="Arial" w:hAnsi="Arial"/>
-          <w:b/>
-          <w:bCs/>
-          <w:color w:val="2E7D32"/>
-          <w:sz w:val="20"/>
-          <w:szCs w:val="20"/>
-        </w:rPr>
-        <w:t xml:space="preserve">Esperado: </w:t>
-      </w:r>
-      <w:r>
-        <w:rPr>
-          <w:rFonts w:ascii="Arial" w:cs="Arial" w:eastAsia="Arial" w:hAnsi="Arial"/>
-          <w:sz w:val="20"/>
-          <w:szCs w:val="20"/>
-        </w:rPr>
-        <w:t xml:space="preserve">201 — { "ResponseJson": "U2FsdGVkX1+..." }  (descifrar con la misma llave)</w:t>
-      </w:r>
-    </w:p>
-    <w:p>
-      <w:pPr>
-        <w:shd w:fill="1E1E2E" w:val="clear"/>
-        <w:spacing w:after="0"/>
-        <w:ind w:left="160"/>
-      </w:pPr>
-      <w:r>
-        <w:rPr>
-          <w:rFonts w:ascii="Consolas" w:cs="Consolas" w:eastAsia="Consolas" w:hAnsi="Consolas"/>
-          <w:color w:val="D8F0D8"/>
-          <w:sz w:val="17"/>
-          <w:szCs w:val="17"/>
-        </w:rPr>
-        <w:t xml:space="preserve">echo '&lt;ResponseJson&gt;' | node -e '</w:t>
-      </w:r>
-    </w:p>
-    <w:p>
-      <w:pPr>
-        <w:shd w:fill="1E1E2E" w:val="clear"/>
-        <w:spacing w:after="0"/>
-        <w:ind w:left="160"/>
-      </w:pPr>
-      <w:r>
-        <w:rPr>
-          <w:rFonts w:ascii="Consolas" w:cs="Consolas" w:eastAsia="Consolas" w:hAnsi="Consolas"/>
-          <w:color w:val="D8F0D8"/>
-          <w:sz w:val="17"/>
-          <w:szCs w:val="17"/>
-        </w:rPr>
-        <w:t xml:space="preserve">const CryptoJS = require("crypto-js");</w:t>
-      </w:r>
-    </w:p>
-    <w:p>
-      <w:pPr>
-        <w:shd w:fill="1E1E2E" w:val="clear"/>
-        <w:spacing w:after="0"/>
-        <w:ind w:left="160"/>
-      </w:pPr>
-      <w:r>
-        <w:rPr>
-          <w:rFonts w:ascii="Consolas" w:cs="Consolas" w:eastAsia="Consolas" w:hAnsi="Consolas"/>
-          <w:color w:val="D8F0D8"/>
-          <w:sz w:val="17"/>
-          <w:szCs w:val="17"/>
-        </w:rPr>
-        <w:t xml:space="preserve">let d=""; process.stdin.on("data",c=&gt;d+=c).on("end",()=&gt;</w:t>
-      </w:r>
-    </w:p>
-    <w:p>
-      <w:pPr>
-        <w:shd w:fill="1E1E2E" w:val="clear"/>
-        <w:spacing w:after="0"/>
-        <w:ind w:left="160"/>
-      </w:pPr>
-      <w:r>
-        <w:rPr>
-          <w:rFonts w:ascii="Consolas" w:cs="Consolas" w:eastAsia="Consolas" w:hAnsi="Consolas"/>
-          <w:color w:val="D8F0D8"/>
-          <w:sz w:val="17"/>
-          <w:szCs w:val="17"/>
-        </w:rPr>
-        <w:t xml:space="preserve">  console.log(CryptoJS.AES.decrypt(d.trim(), process.env.PAYLOAD_KEY).toString(CryptoJS.enc.Utf8)));'</w:t>
-      </w:r>
-    </w:p>
-    <w:p>
-      <w:pPr>
-        <w:shd w:fill="1E1E2E" w:val="clear"/>
-        <w:spacing w:after="0"/>
-        <w:ind w:left="160"/>
-      </w:pPr>
-      <w:r>
-        <w:rPr>
-          <w:rFonts w:ascii="Consolas" w:cs="Consolas" w:eastAsia="Consolas" w:hAnsi="Consolas"/>
-          <w:color w:val="D8F0D8"/>
-          <w:sz w:val="17"/>
-          <w:szCs w:val="17"/>
-        </w:rPr>
-        <w:t xml:space="preserve"># -&gt; {"idNumber":"12345678","message":"TRANSACCION EXITOSA"}</w:t>
-      </w:r>
-    </w:p>
-    <w:p>
-      <w:pPr>
-        <w:pStyle w:val="Heading2"/>
-        <w:spacing w:after="100" w:before="200"/>
-      </w:pPr>
-      <w:r>
-        <w:rPr>
-          <w:rFonts w:ascii="Arial" w:cs="Arial" w:eastAsia="Arial" w:hAnsi="Arial"/>
-          <w:b/>
-          <w:bCs/>
-          <w:color w:val="002858"/>
-          <w:sz w:val="23"/>
-          <w:szCs w:val="23"/>
-        </w:rPr>
-        <w:t xml:space="preserve">5.2 Cipher inválido (400)</w:t>
-      </w:r>
-    </w:p>
-    <w:p>
-      <w:pPr>
-        <w:shd w:fill="1E1E2E" w:val="clear"/>
-        <w:spacing w:after="0"/>
-        <w:ind w:left="160"/>
-      </w:pPr>
-      <w:r>
-        <w:rPr>
-          <w:rFonts w:ascii="Consolas" w:cs="Consolas" w:eastAsia="Consolas" w:hAnsi="Consolas"/>
-          <w:color w:val="D8F0D8"/>
-          <w:sz w:val="17"/>
-          <w:szCs w:val="17"/>
-        </w:rPr>
-        <w:t xml:space="preserve">curl -s -o /dev/null -w "%{http_code}\n" -X POST "$BASE_URL/ftd-spi-employee/rest/employee/create" \</w:t>
-      </w:r>
-    </w:p>
-    <w:p>
-      <w:pPr>
-        <w:shd w:fill="1E1E2E" w:val="clear"/>
-        <w:spacing w:after="0"/>
-        <w:ind w:left="160"/>
-      </w:pPr>
-      <w:r>
-        <w:rPr>
-          <w:rFonts w:ascii="Consolas" w:cs="Consolas" w:eastAsia="Consolas" w:hAnsi="Consolas"/>
-          <w:color w:val="D8F0D8"/>
-          <w:sz w:val="17"/>
-          <w:szCs w:val="17"/>
-        </w:rPr>
-        <w:t xml:space="preserve">  -H "Authorization: Bearer $TOKEN" -H "X-Country-Code: VE" \</w:t>
-      </w:r>
-    </w:p>
-    <w:p>
-      <w:pPr>
-        <w:shd w:fill="1E1E2E" w:val="clear"/>
-        <w:spacing w:after="0"/>
-        <w:ind w:left="160"/>
-      </w:pPr>
-      <w:r>
-        <w:rPr>
-          <w:rFonts w:ascii="Consolas" w:cs="Consolas" w:eastAsia="Consolas" w:hAnsi="Consolas"/>
-          <w:color w:val="D8F0D8"/>
-          <w:sz w:val="17"/>
-          <w:szCs w:val="17"/>
-        </w:rPr>
-        <w:t xml:space="preserve">  -H "Content-Type: application/x-www-form-urlencoded" \</w:t>
-      </w:r>
-    </w:p>
-    <w:p>
-      <w:pPr>
-        <w:shd w:fill="1E1E2E" w:val="clear"/>
-        <w:spacing w:after="0"/>
-        <w:ind w:left="160"/>
-      </w:pPr>
-      <w:r>
-        <w:rPr>
-          <w:rFonts w:ascii="Consolas" w:cs="Consolas" w:eastAsia="Consolas" w:hAnsi="Consolas"/>
-          <w:color w:val="D8F0D8"/>
-          <w:sz w:val="17"/>
-          <w:szCs w:val="17"/>
-        </w:rPr>
-        <w:t xml:space="preserve">  --data-urlencode "RequestJson=not-a-valid-cipher"</w:t>
-      </w:r>
-    </w:p>
-    <w:p>
-      <w:pPr>
-        <w:spacing w:after="160" w:before="60"/>
-      </w:pPr>
-      <w:r>
-        <w:rPr>
-          <w:rFonts w:ascii="Arial" w:cs="Arial" w:eastAsia="Arial" w:hAnsi="Arial"/>
-          <w:b/>
-          <w:bCs/>
-          <w:color w:val="2E7D32"/>
-          <w:sz w:val="20"/>
-          <w:szCs w:val="20"/>
-        </w:rPr>
-        <w:t xml:space="preserve">Esperado: </w:t>
-      </w:r>
-      <w:r>
-        <w:rPr>
-          <w:rFonts w:ascii="Arial" w:cs="Arial" w:eastAsia="Arial" w:hAnsi="Arial"/>
-          <w:sz w:val="20"/>
-          <w:szCs w:val="20"/>
-        </w:rPr>
-        <w:t xml:space="preserve">400 — "Invalid encrypted payload"</w:t>
-      </w:r>
-    </w:p>
-    <w:p>
-      <w:pPr>
-        <w:spacing w:after="120"/>
-      </w:pPr>
-      <w:r>
-        <w:rPr>
-          <w:rFonts w:ascii="Arial" w:cs="Arial" w:eastAsia="Arial" w:hAnsi="Arial"/>
-          <w:sz w:val="22"/>
-          <w:szCs w:val="22"/>
-        </w:rPr>
-        <w:t xml:space="preserve">En Postman, el folder "Encrypted (P2C)" trae los scripts que cifran/descifran automáticamente con la variable {{payloadKey}} (CryptoJS viene integrado en Postman).</w:t>
       </w:r>
     </w:p>
     <w:p>
@@ -2571,8 +1551,8 @@
       </w:tblPr>
       <w:tblGrid>
         <w:gridCol w:w="700"/>
-        <w:gridCol w:w="3200"/>
-        <w:gridCol w:w="3760"/>
+        <w:gridCol w:w="3400"/>
+        <w:gridCol w:w="3560"/>
         <w:gridCol w:w="1700"/>
       </w:tblGrid>
       <w:tr>
@@ -2612,7 +1592,7 @@
         </w:tc>
         <w:tc>
           <w:tcPr>
-            <w:tcW w:type="dxa" w:w="3200"/>
+            <w:tcW w:type="dxa" w:w="3400"/>
             <w:tcBorders>
               <w:top w:val="single" w:color="B0B0B0" w:sz="1"/>
               <w:left w:val="single" w:color="B0B0B0" w:sz="1"/>
@@ -2643,7 +1623,7 @@
         </w:tc>
         <w:tc>
           <w:tcPr>
-            <w:tcW w:type="dxa" w:w="3760"/>
+            <w:tcW w:type="dxa" w:w="3560"/>
             <w:tcBorders>
               <w:top w:val="single" w:color="B0B0B0" w:sz="1"/>
               <w:left w:val="single" w:color="B0B0B0" w:sz="1"/>
@@ -2668,7 +1648,7 @@
                 <w:sz w:val="20"/>
                 <w:szCs w:val="20"/>
               </w:rPr>
-              <w:t xml:space="preserve">Método / Ruta</w:t>
+              <w:t xml:space="preserve">Ruta</w:t>
             </w:r>
           </w:p>
         </w:tc>
@@ -2734,7 +1714,7 @@
         </w:tc>
         <w:tc>
           <w:tcPr>
-            <w:tcW w:type="dxa" w:w="3200"/>
+            <w:tcW w:type="dxa" w:w="3400"/>
             <w:tcBorders>
               <w:top w:val="single" w:color="B0B0B0" w:sz="1"/>
               <w:left w:val="single" w:color="B0B0B0" w:sz="1"/>
@@ -2761,28 +1741,28 @@
         </w:tc>
         <w:tc>
           <w:tcPr>
-            <w:tcW w:type="dxa" w:w="3760"/>
-            <w:tcBorders>
-              <w:top w:val="single" w:color="B0B0B0" w:sz="1"/>
-              <w:left w:val="single" w:color="B0B0B0" w:sz="1"/>
-              <w:bottom w:val="single" w:color="B0B0B0" w:sz="1"/>
-              <w:right w:val="single" w:color="B0B0B0" w:sz="1"/>
-            </w:tcBorders>
-            <w:tcMar>
-              <w:top w:type="dxa" w:w="80"/>
-              <w:left w:type="dxa" w:w="120"/>
-              <w:bottom w:type="dxa" w:w="80"/>
-              <w:right w:type="dxa" w:w="120"/>
-            </w:tcMar>
-          </w:tcPr>
-          <w:p>
-            <w:r>
-              <w:rPr>
-                <w:rFonts w:ascii="Arial" w:cs="Arial" w:eastAsia="Arial" w:hAnsi="Arial"/>
-                <w:sz w:val="20"/>
-                <w:szCs w:val="20"/>
-              </w:rPr>
-              <w:t xml:space="preserve">POST /auth/token</w:t>
+            <w:tcW w:type="dxa" w:w="3560"/>
+            <w:tcBorders>
+              <w:top w:val="single" w:color="B0B0B0" w:sz="1"/>
+              <w:left w:val="single" w:color="B0B0B0" w:sz="1"/>
+              <w:bottom w:val="single" w:color="B0B0B0" w:sz="1"/>
+              <w:right w:val="single" w:color="B0B0B0" w:sz="1"/>
+            </w:tcBorders>
+            <w:tcMar>
+              <w:top w:type="dxa" w:w="80"/>
+              <w:left w:type="dxa" w:w="120"/>
+              <w:bottom w:type="dxa" w:w="80"/>
+              <w:right w:type="dxa" w:w="120"/>
+            </w:tcMar>
+          </w:tcPr>
+          <w:p>
+            <w:r>
+              <w:rPr>
+                <w:rFonts w:ascii="Arial" w:cs="Arial" w:eastAsia="Arial" w:hAnsi="Arial"/>
+                <w:sz w:val="20"/>
+                <w:szCs w:val="20"/>
+              </w:rPr>
+              <w:t xml:space="preserve">POST /security/token</w:t>
             </w:r>
           </w:p>
         </w:tc>
@@ -2845,7 +1825,7 @@
         </w:tc>
         <w:tc>
           <w:tcPr>
-            <w:tcW w:type="dxa" w:w="3200"/>
+            <w:tcW w:type="dxa" w:w="3400"/>
             <w:tcBorders>
               <w:top w:val="single" w:color="B0B0B0" w:sz="1"/>
               <w:left w:val="single" w:color="B0B0B0" w:sz="1"/>
@@ -2873,7 +1853,7 @@
         </w:tc>
         <w:tc>
           <w:tcPr>
-            <w:tcW w:type="dxa" w:w="3760"/>
+            <w:tcW w:type="dxa" w:w="3560"/>
             <w:tcBorders>
               <w:top w:val="single" w:color="B0B0B0" w:sz="1"/>
               <w:left w:val="single" w:color="B0B0B0" w:sz="1"/>
@@ -2895,7 +1875,7 @@
                 <w:sz w:val="20"/>
                 <w:szCs w:val="20"/>
               </w:rPr>
-              <w:t xml:space="preserve">POST /auth/token</w:t>
+              <w:t xml:space="preserve">POST /security/token</w:t>
             </w:r>
           </w:p>
         </w:tc>
@@ -2958,55 +1938,55 @@
         </w:tc>
         <w:tc>
           <w:tcPr>
-            <w:tcW w:type="dxa" w:w="3200"/>
-            <w:tcBorders>
-              <w:top w:val="single" w:color="B0B0B0" w:sz="1"/>
-              <w:left w:val="single" w:color="B0B0B0" w:sz="1"/>
-              <w:bottom w:val="single" w:color="B0B0B0" w:sz="1"/>
-              <w:right w:val="single" w:color="B0B0B0" w:sz="1"/>
-            </w:tcBorders>
-            <w:tcMar>
-              <w:top w:type="dxa" w:w="80"/>
-              <w:left w:type="dxa" w:w="120"/>
-              <w:bottom w:type="dxa" w:w="80"/>
-              <w:right w:type="dxa" w:w="120"/>
-            </w:tcMar>
-          </w:tcPr>
-          <w:p>
-            <w:r>
-              <w:rPr>
-                <w:rFonts w:ascii="Arial" w:cs="Arial" w:eastAsia="Arial" w:hAnsi="Arial"/>
-                <w:sz w:val="20"/>
-                <w:szCs w:val="20"/>
-              </w:rPr>
-              <w:t xml:space="preserve">Crear empleado</w:t>
-            </w:r>
-          </w:p>
-        </w:tc>
-        <w:tc>
-          <w:tcPr>
-            <w:tcW w:type="dxa" w:w="3760"/>
-            <w:tcBorders>
-              <w:top w:val="single" w:color="B0B0B0" w:sz="1"/>
-              <w:left w:val="single" w:color="B0B0B0" w:sz="1"/>
-              <w:bottom w:val="single" w:color="B0B0B0" w:sz="1"/>
-              <w:right w:val="single" w:color="B0B0B0" w:sz="1"/>
-            </w:tcBorders>
-            <w:tcMar>
-              <w:top w:type="dxa" w:w="80"/>
-              <w:left w:type="dxa" w:w="120"/>
-              <w:bottom w:type="dxa" w:w="80"/>
-              <w:right w:type="dxa" w:w="120"/>
-            </w:tcMar>
-          </w:tcPr>
-          <w:p>
-            <w:r>
-              <w:rPr>
-                <w:rFonts w:ascii="Arial" w:cs="Arial" w:eastAsia="Arial" w:hAnsi="Arial"/>
-                <w:sz w:val="20"/>
-                <w:szCs w:val="20"/>
-              </w:rPr>
-              <w:t xml:space="preserve">POST /employees</w:t>
+            <w:tcW w:type="dxa" w:w="3400"/>
+            <w:tcBorders>
+              <w:top w:val="single" w:color="B0B0B0" w:sz="1"/>
+              <w:left w:val="single" w:color="B0B0B0" w:sz="1"/>
+              <w:bottom w:val="single" w:color="B0B0B0" w:sz="1"/>
+              <w:right w:val="single" w:color="B0B0B0" w:sz="1"/>
+            </w:tcBorders>
+            <w:tcMar>
+              <w:top w:type="dxa" w:w="80"/>
+              <w:left w:type="dxa" w:w="120"/>
+              <w:bottom w:type="dxa" w:w="80"/>
+              <w:right w:type="dxa" w:w="120"/>
+            </w:tcMar>
+          </w:tcPr>
+          <w:p>
+            <w:r>
+              <w:rPr>
+                <w:rFonts w:ascii="Arial" w:cs="Arial" w:eastAsia="Arial" w:hAnsi="Arial"/>
+                <w:sz w:val="20"/>
+                <w:szCs w:val="20"/>
+              </w:rPr>
+              <w:t xml:space="preserve">Crear (cifrado)</w:t>
+            </w:r>
+          </w:p>
+        </w:tc>
+        <w:tc>
+          <w:tcPr>
+            <w:tcW w:type="dxa" w:w="3560"/>
+            <w:tcBorders>
+              <w:top w:val="single" w:color="B0B0B0" w:sz="1"/>
+              <w:left w:val="single" w:color="B0B0B0" w:sz="1"/>
+              <w:bottom w:val="single" w:color="B0B0B0" w:sz="1"/>
+              <w:right w:val="single" w:color="B0B0B0" w:sz="1"/>
+            </w:tcBorders>
+            <w:tcMar>
+              <w:top w:type="dxa" w:w="80"/>
+              <w:left w:type="dxa" w:w="120"/>
+              <w:bottom w:type="dxa" w:w="80"/>
+              <w:right w:type="dxa" w:w="120"/>
+            </w:tcMar>
+          </w:tcPr>
+          <w:p>
+            <w:r>
+              <w:rPr>
+                <w:rFonts w:ascii="Arial" w:cs="Arial" w:eastAsia="Arial" w:hAnsi="Arial"/>
+                <w:sz w:val="20"/>
+                <w:szCs w:val="20"/>
+              </w:rPr>
+              <w:t xml:space="preserve">POST /employee/create</w:t>
             </w:r>
           </w:p>
         </w:tc>
@@ -3069,7 +2049,7 @@
         </w:tc>
         <w:tc>
           <w:tcPr>
-            <w:tcW w:type="dxa" w:w="3200"/>
+            <w:tcW w:type="dxa" w:w="3400"/>
             <w:tcBorders>
               <w:top w:val="single" w:color="B0B0B0" w:sz="1"/>
               <w:left w:val="single" w:color="B0B0B0" w:sz="1"/>
@@ -3091,13 +2071,13 @@
                 <w:sz w:val="20"/>
                 <w:szCs w:val="20"/>
               </w:rPr>
-              <w:t xml:space="preserve">Consultar por id</w:t>
-            </w:r>
-          </w:p>
-        </w:tc>
-        <w:tc>
-          <w:tcPr>
-            <w:tcW w:type="dxa" w:w="3760"/>
+              <w:t xml:space="preserve">Consultar por id (cifrado)</w:t>
+            </w:r>
+          </w:p>
+        </w:tc>
+        <w:tc>
+          <w:tcPr>
+            <w:tcW w:type="dxa" w:w="3560"/>
             <w:tcBorders>
               <w:top w:val="single" w:color="B0B0B0" w:sz="1"/>
               <w:left w:val="single" w:color="B0B0B0" w:sz="1"/>
@@ -3119,7 +2099,7 @@
                 <w:sz w:val="20"/>
                 <w:szCs w:val="20"/>
               </w:rPr>
-              <w:t xml:space="preserve">POST /employees/search</w:t>
+              <w:t xml:space="preserve">POST /employee/get</w:t>
             </w:r>
           </w:p>
         </w:tc>
@@ -3182,55 +2162,55 @@
         </w:tc>
         <w:tc>
           <w:tcPr>
-            <w:tcW w:type="dxa" w:w="3200"/>
-            <w:tcBorders>
-              <w:top w:val="single" w:color="B0B0B0" w:sz="1"/>
-              <w:left w:val="single" w:color="B0B0B0" w:sz="1"/>
-              <w:bottom w:val="single" w:color="B0B0B0" w:sz="1"/>
-              <w:right w:val="single" w:color="B0B0B0" w:sz="1"/>
-            </w:tcBorders>
-            <w:tcMar>
-              <w:top w:type="dxa" w:w="80"/>
-              <w:left w:type="dxa" w:w="120"/>
-              <w:bottom w:type="dxa" w:w="80"/>
-              <w:right w:type="dxa" w:w="120"/>
-            </w:tcMar>
-          </w:tcPr>
-          <w:p>
-            <w:r>
-              <w:rPr>
-                <w:rFonts w:ascii="Arial" w:cs="Arial" w:eastAsia="Arial" w:hAnsi="Arial"/>
-                <w:sz w:val="20"/>
-                <w:szCs w:val="20"/>
-              </w:rPr>
-              <w:t xml:space="preserve">Listado paginado</w:t>
-            </w:r>
-          </w:p>
-        </w:tc>
-        <w:tc>
-          <w:tcPr>
-            <w:tcW w:type="dxa" w:w="3760"/>
-            <w:tcBorders>
-              <w:top w:val="single" w:color="B0B0B0" w:sz="1"/>
-              <w:left w:val="single" w:color="B0B0B0" w:sz="1"/>
-              <w:bottom w:val="single" w:color="B0B0B0" w:sz="1"/>
-              <w:right w:val="single" w:color="B0B0B0" w:sz="1"/>
-            </w:tcBorders>
-            <w:tcMar>
-              <w:top w:type="dxa" w:w="80"/>
-              <w:left w:type="dxa" w:w="120"/>
-              <w:bottom w:type="dxa" w:w="80"/>
-              <w:right w:type="dxa" w:w="120"/>
-            </w:tcMar>
-          </w:tcPr>
-          <w:p>
-            <w:r>
-              <w:rPr>
-                <w:rFonts w:ascii="Arial" w:cs="Arial" w:eastAsia="Arial" w:hAnsi="Arial"/>
-                <w:sz w:val="20"/>
-                <w:szCs w:val="20"/>
-              </w:rPr>
-              <w:t xml:space="preserve">POST /employees/list</w:t>
+            <w:tcW w:type="dxa" w:w="3400"/>
+            <w:tcBorders>
+              <w:top w:val="single" w:color="B0B0B0" w:sz="1"/>
+              <w:left w:val="single" w:color="B0B0B0" w:sz="1"/>
+              <w:bottom w:val="single" w:color="B0B0B0" w:sz="1"/>
+              <w:right w:val="single" w:color="B0B0B0" w:sz="1"/>
+            </w:tcBorders>
+            <w:tcMar>
+              <w:top w:type="dxa" w:w="80"/>
+              <w:left w:type="dxa" w:w="120"/>
+              <w:bottom w:type="dxa" w:w="80"/>
+              <w:right w:type="dxa" w:w="120"/>
+            </w:tcMar>
+          </w:tcPr>
+          <w:p>
+            <w:r>
+              <w:rPr>
+                <w:rFonts w:ascii="Arial" w:cs="Arial" w:eastAsia="Arial" w:hAnsi="Arial"/>
+                <w:sz w:val="20"/>
+                <w:szCs w:val="20"/>
+              </w:rPr>
+              <w:t xml:space="preserve">Listado paginado (cifrado)</w:t>
+            </w:r>
+          </w:p>
+        </w:tc>
+        <w:tc>
+          <w:tcPr>
+            <w:tcW w:type="dxa" w:w="3560"/>
+            <w:tcBorders>
+              <w:top w:val="single" w:color="B0B0B0" w:sz="1"/>
+              <w:left w:val="single" w:color="B0B0B0" w:sz="1"/>
+              <w:bottom w:val="single" w:color="B0B0B0" w:sz="1"/>
+              <w:right w:val="single" w:color="B0B0B0" w:sz="1"/>
+            </w:tcBorders>
+            <w:tcMar>
+              <w:top w:type="dxa" w:w="80"/>
+              <w:left w:type="dxa" w:w="120"/>
+              <w:bottom w:type="dxa" w:w="80"/>
+              <w:right w:type="dxa" w:w="120"/>
+            </w:tcMar>
+          </w:tcPr>
+          <w:p>
+            <w:r>
+              <w:rPr>
+                <w:rFonts w:ascii="Arial" w:cs="Arial" w:eastAsia="Arial" w:hAnsi="Arial"/>
+                <w:sz w:val="20"/>
+                <w:szCs w:val="20"/>
+              </w:rPr>
+              <w:t xml:space="preserve">POST /employee/list</w:t>
             </w:r>
           </w:p>
         </w:tc>
@@ -3293,7 +2273,7 @@
         </w:tc>
         <w:tc>
           <w:tcPr>
-            <w:tcW w:type="dxa" w:w="3200"/>
+            <w:tcW w:type="dxa" w:w="3400"/>
             <w:tcBorders>
               <w:top w:val="single" w:color="B0B0B0" w:sz="1"/>
               <w:left w:val="single" w:color="B0B0B0" w:sz="1"/>
@@ -3315,13 +2295,13 @@
                 <w:sz w:val="20"/>
                 <w:szCs w:val="20"/>
               </w:rPr>
-              <w:t xml:space="preserve">Actualizar</w:t>
-            </w:r>
-          </w:p>
-        </w:tc>
-        <w:tc>
-          <w:tcPr>
-            <w:tcW w:type="dxa" w:w="3760"/>
+              <w:t xml:space="preserve">Actualizar (cifrado)</w:t>
+            </w:r>
+          </w:p>
+        </w:tc>
+        <w:tc>
+          <w:tcPr>
+            <w:tcW w:type="dxa" w:w="3560"/>
             <w:tcBorders>
               <w:top w:val="single" w:color="B0B0B0" w:sz="1"/>
               <w:left w:val="single" w:color="B0B0B0" w:sz="1"/>
@@ -3343,7 +2323,7 @@
                 <w:sz w:val="20"/>
                 <w:szCs w:val="20"/>
               </w:rPr>
-              <w:t xml:space="preserve">PUT /employees/{id}</w:t>
+              <w:t xml:space="preserve">POST /employee/update</w:t>
             </w:r>
           </w:p>
         </w:tc>
@@ -3406,55 +2386,55 @@
         </w:tc>
         <w:tc>
           <w:tcPr>
-            <w:tcW w:type="dxa" w:w="3200"/>
-            <w:tcBorders>
-              <w:top w:val="single" w:color="B0B0B0" w:sz="1"/>
-              <w:left w:val="single" w:color="B0B0B0" w:sz="1"/>
-              <w:bottom w:val="single" w:color="B0B0B0" w:sz="1"/>
-              <w:right w:val="single" w:color="B0B0B0" w:sz="1"/>
-            </w:tcBorders>
-            <w:tcMar>
-              <w:top w:type="dxa" w:w="80"/>
-              <w:left w:type="dxa" w:w="120"/>
-              <w:bottom w:type="dxa" w:w="80"/>
-              <w:right w:type="dxa" w:w="120"/>
-            </w:tcMar>
-          </w:tcPr>
-          <w:p>
-            <w:r>
-              <w:rPr>
-                <w:rFonts w:ascii="Arial" w:cs="Arial" w:eastAsia="Arial" w:hAnsi="Arial"/>
-                <w:sz w:val="20"/>
-                <w:szCs w:val="20"/>
-              </w:rPr>
-              <w:t xml:space="preserve">Borrado lógico</w:t>
-            </w:r>
-          </w:p>
-        </w:tc>
-        <w:tc>
-          <w:tcPr>
-            <w:tcW w:type="dxa" w:w="3760"/>
-            <w:tcBorders>
-              <w:top w:val="single" w:color="B0B0B0" w:sz="1"/>
-              <w:left w:val="single" w:color="B0B0B0" w:sz="1"/>
-              <w:bottom w:val="single" w:color="B0B0B0" w:sz="1"/>
-              <w:right w:val="single" w:color="B0B0B0" w:sz="1"/>
-            </w:tcBorders>
-            <w:tcMar>
-              <w:top w:type="dxa" w:w="80"/>
-              <w:left w:type="dxa" w:w="120"/>
-              <w:bottom w:type="dxa" w:w="80"/>
-              <w:right w:type="dxa" w:w="120"/>
-            </w:tcMar>
-          </w:tcPr>
-          <w:p>
-            <w:r>
-              <w:rPr>
-                <w:rFonts w:ascii="Arial" w:cs="Arial" w:eastAsia="Arial" w:hAnsi="Arial"/>
-                <w:sz w:val="20"/>
-                <w:szCs w:val="20"/>
-              </w:rPr>
-              <w:t xml:space="preserve">DELETE /employees/{id}</w:t>
+            <w:tcW w:type="dxa" w:w="3400"/>
+            <w:tcBorders>
+              <w:top w:val="single" w:color="B0B0B0" w:sz="1"/>
+              <w:left w:val="single" w:color="B0B0B0" w:sz="1"/>
+              <w:bottom w:val="single" w:color="B0B0B0" w:sz="1"/>
+              <w:right w:val="single" w:color="B0B0B0" w:sz="1"/>
+            </w:tcBorders>
+            <w:tcMar>
+              <w:top w:type="dxa" w:w="80"/>
+              <w:left w:type="dxa" w:w="120"/>
+              <w:bottom w:type="dxa" w:w="80"/>
+              <w:right w:type="dxa" w:w="120"/>
+            </w:tcMar>
+          </w:tcPr>
+          <w:p>
+            <w:r>
+              <w:rPr>
+                <w:rFonts w:ascii="Arial" w:cs="Arial" w:eastAsia="Arial" w:hAnsi="Arial"/>
+                <w:sz w:val="20"/>
+                <w:szCs w:val="20"/>
+              </w:rPr>
+              <w:t xml:space="preserve">Borrado lógico (cifrado)</w:t>
+            </w:r>
+          </w:p>
+        </w:tc>
+        <w:tc>
+          <w:tcPr>
+            <w:tcW w:type="dxa" w:w="3560"/>
+            <w:tcBorders>
+              <w:top w:val="single" w:color="B0B0B0" w:sz="1"/>
+              <w:left w:val="single" w:color="B0B0B0" w:sz="1"/>
+              <w:bottom w:val="single" w:color="B0B0B0" w:sz="1"/>
+              <w:right w:val="single" w:color="B0B0B0" w:sz="1"/>
+            </w:tcBorders>
+            <w:tcMar>
+              <w:top w:type="dxa" w:w="80"/>
+              <w:left w:type="dxa" w:w="120"/>
+              <w:bottom w:type="dxa" w:w="80"/>
+              <w:right w:type="dxa" w:w="120"/>
+            </w:tcMar>
+          </w:tcPr>
+          <w:p>
+            <w:r>
+              <w:rPr>
+                <w:rFonts w:ascii="Arial" w:cs="Arial" w:eastAsia="Arial" w:hAnsi="Arial"/>
+                <w:sz w:val="20"/>
+                <w:szCs w:val="20"/>
+              </w:rPr>
+              <w:t xml:space="preserve">POST /employee/delete</w:t>
             </w:r>
           </w:p>
         </w:tc>
@@ -3517,7 +2497,7 @@
         </w:tc>
         <w:tc>
           <w:tcPr>
-            <w:tcW w:type="dxa" w:w="3200"/>
+            <w:tcW w:type="dxa" w:w="3400"/>
             <w:tcBorders>
               <w:top w:val="single" w:color="B0B0B0" w:sz="1"/>
               <w:left w:val="single" w:color="B0B0B0" w:sz="1"/>
@@ -3545,7 +2525,7 @@
         </w:tc>
         <w:tc>
           <w:tcPr>
-            <w:tcW w:type="dxa" w:w="3760"/>
+            <w:tcW w:type="dxa" w:w="3560"/>
             <w:tcBorders>
               <w:top w:val="single" w:color="B0B0B0" w:sz="1"/>
               <w:left w:val="single" w:color="B0B0B0" w:sz="1"/>
@@ -3567,7 +2547,7 @@
                 <w:sz w:val="20"/>
                 <w:szCs w:val="20"/>
               </w:rPr>
-              <w:t xml:space="preserve">POST /employees/search</w:t>
+              <w:t xml:space="preserve">POST /employee/get</w:t>
             </w:r>
           </w:p>
         </w:tc>
@@ -3630,7 +2610,7 @@
         </w:tc>
         <w:tc>
           <w:tcPr>
-            <w:tcW w:type="dxa" w:w="3200"/>
+            <w:tcW w:type="dxa" w:w="3400"/>
             <w:tcBorders>
               <w:top w:val="single" w:color="B0B0B0" w:sz="1"/>
               <w:left w:val="single" w:color="B0B0B0" w:sz="1"/>
@@ -3657,28 +2637,28 @@
         </w:tc>
         <w:tc>
           <w:tcPr>
-            <w:tcW w:type="dxa" w:w="3760"/>
-            <w:tcBorders>
-              <w:top w:val="single" w:color="B0B0B0" w:sz="1"/>
-              <w:left w:val="single" w:color="B0B0B0" w:sz="1"/>
-              <w:bottom w:val="single" w:color="B0B0B0" w:sz="1"/>
-              <w:right w:val="single" w:color="B0B0B0" w:sz="1"/>
-            </w:tcBorders>
-            <w:tcMar>
-              <w:top w:type="dxa" w:w="80"/>
-              <w:left w:type="dxa" w:w="120"/>
-              <w:bottom w:type="dxa" w:w="80"/>
-              <w:right w:type="dxa" w:w="120"/>
-            </w:tcMar>
-          </w:tcPr>
-          <w:p>
-            <w:r>
-              <w:rPr>
-                <w:rFonts w:ascii="Arial" w:cs="Arial" w:eastAsia="Arial" w:hAnsi="Arial"/>
-                <w:sz w:val="20"/>
-                <w:szCs w:val="20"/>
-              </w:rPr>
-              <w:t xml:space="preserve">POST /employees/search</w:t>
+            <w:tcW w:type="dxa" w:w="3560"/>
+            <w:tcBorders>
+              <w:top w:val="single" w:color="B0B0B0" w:sz="1"/>
+              <w:left w:val="single" w:color="B0B0B0" w:sz="1"/>
+              <w:bottom w:val="single" w:color="B0B0B0" w:sz="1"/>
+              <w:right w:val="single" w:color="B0B0B0" w:sz="1"/>
+            </w:tcBorders>
+            <w:tcMar>
+              <w:top w:type="dxa" w:w="80"/>
+              <w:left w:type="dxa" w:w="120"/>
+              <w:bottom w:type="dxa" w:w="80"/>
+              <w:right w:type="dxa" w:w="120"/>
+            </w:tcMar>
+          </w:tcPr>
+          <w:p>
+            <w:r>
+              <w:rPr>
+                <w:rFonts w:ascii="Arial" w:cs="Arial" w:eastAsia="Arial" w:hAnsi="Arial"/>
+                <w:sz w:val="20"/>
+                <w:szCs w:val="20"/>
+              </w:rPr>
+              <w:t xml:space="preserve">POST /employee/get</w:t>
             </w:r>
           </w:p>
         </w:tc>
@@ -3741,7 +2721,7 @@
         </w:tc>
         <w:tc>
           <w:tcPr>
-            <w:tcW w:type="dxa" w:w="3200"/>
+            <w:tcW w:type="dxa" w:w="3400"/>
             <w:tcBorders>
               <w:top w:val="single" w:color="B0B0B0" w:sz="1"/>
               <w:left w:val="single" w:color="B0B0B0" w:sz="1"/>
@@ -3769,7 +2749,7 @@
         </w:tc>
         <w:tc>
           <w:tcPr>
-            <w:tcW w:type="dxa" w:w="3760"/>
+            <w:tcW w:type="dxa" w:w="3560"/>
             <w:tcBorders>
               <w:top w:val="single" w:color="B0B0B0" w:sz="1"/>
               <w:left w:val="single" w:color="B0B0B0" w:sz="1"/>
@@ -3791,7 +2771,7 @@
                 <w:sz w:val="20"/>
                 <w:szCs w:val="20"/>
               </w:rPr>
-              <w:t xml:space="preserve">POST /employees/search</w:t>
+              <w:t xml:space="preserve">POST /employee/get</w:t>
             </w:r>
           </w:p>
         </w:tc>
@@ -3854,55 +2834,55 @@
         </w:tc>
         <w:tc>
           <w:tcPr>
-            <w:tcW w:type="dxa" w:w="3200"/>
-            <w:tcBorders>
-              <w:top w:val="single" w:color="B0B0B0" w:sz="1"/>
-              <w:left w:val="single" w:color="B0B0B0" w:sz="1"/>
-              <w:bottom w:val="single" w:color="B0B0B0" w:sz="1"/>
-              <w:right w:val="single" w:color="B0B0B0" w:sz="1"/>
-            </w:tcBorders>
-            <w:tcMar>
-              <w:top w:type="dxa" w:w="80"/>
-              <w:left w:type="dxa" w:w="120"/>
-              <w:bottom w:type="dxa" w:w="80"/>
-              <w:right w:type="dxa" w:w="120"/>
-            </w:tcMar>
-          </w:tcPr>
-          <w:p>
-            <w:r>
-              <w:rPr>
-                <w:rFonts w:ascii="Arial" w:cs="Arial" w:eastAsia="Arial" w:hAnsi="Arial"/>
-                <w:sz w:val="20"/>
-                <w:szCs w:val="20"/>
-              </w:rPr>
-              <w:t xml:space="preserve">País mal formado (VEN)</w:t>
-            </w:r>
-          </w:p>
-        </w:tc>
-        <w:tc>
-          <w:tcPr>
-            <w:tcW w:type="dxa" w:w="3760"/>
-            <w:tcBorders>
-              <w:top w:val="single" w:color="B0B0B0" w:sz="1"/>
-              <w:left w:val="single" w:color="B0B0B0" w:sz="1"/>
-              <w:bottom w:val="single" w:color="B0B0B0" w:sz="1"/>
-              <w:right w:val="single" w:color="B0B0B0" w:sz="1"/>
-            </w:tcBorders>
-            <w:tcMar>
-              <w:top w:type="dxa" w:w="80"/>
-              <w:left w:type="dxa" w:w="120"/>
-              <w:bottom w:type="dxa" w:w="80"/>
-              <w:right w:type="dxa" w:w="120"/>
-            </w:tcMar>
-          </w:tcPr>
-          <w:p>
-            <w:r>
-              <w:rPr>
-                <w:rFonts w:ascii="Arial" w:cs="Arial" w:eastAsia="Arial" w:hAnsi="Arial"/>
-                <w:sz w:val="20"/>
-                <w:szCs w:val="20"/>
-              </w:rPr>
-              <w:t xml:space="preserve">POST /employees/search</w:t>
+            <w:tcW w:type="dxa" w:w="3400"/>
+            <w:tcBorders>
+              <w:top w:val="single" w:color="B0B0B0" w:sz="1"/>
+              <w:left w:val="single" w:color="B0B0B0" w:sz="1"/>
+              <w:bottom w:val="single" w:color="B0B0B0" w:sz="1"/>
+              <w:right w:val="single" w:color="B0B0B0" w:sz="1"/>
+            </w:tcBorders>
+            <w:tcMar>
+              <w:top w:type="dxa" w:w="80"/>
+              <w:left w:type="dxa" w:w="120"/>
+              <w:bottom w:type="dxa" w:w="80"/>
+              <w:right w:type="dxa" w:w="120"/>
+            </w:tcMar>
+          </w:tcPr>
+          <w:p>
+            <w:r>
+              <w:rPr>
+                <w:rFonts w:ascii="Arial" w:cs="Arial" w:eastAsia="Arial" w:hAnsi="Arial"/>
+                <w:sz w:val="20"/>
+                <w:szCs w:val="20"/>
+              </w:rPr>
+              <w:t xml:space="preserve">Body inválido</w:t>
+            </w:r>
+          </w:p>
+        </w:tc>
+        <w:tc>
+          <w:tcPr>
+            <w:tcW w:type="dxa" w:w="3560"/>
+            <w:tcBorders>
+              <w:top w:val="single" w:color="B0B0B0" w:sz="1"/>
+              <w:left w:val="single" w:color="B0B0B0" w:sz="1"/>
+              <w:bottom w:val="single" w:color="B0B0B0" w:sz="1"/>
+              <w:right w:val="single" w:color="B0B0B0" w:sz="1"/>
+            </w:tcBorders>
+            <w:tcMar>
+              <w:top w:type="dxa" w:w="80"/>
+              <w:left w:type="dxa" w:w="120"/>
+              <w:bottom w:type="dxa" w:w="80"/>
+              <w:right w:type="dxa" w:w="120"/>
+            </w:tcMar>
+          </w:tcPr>
+          <w:p>
+            <w:r>
+              <w:rPr>
+                <w:rFonts w:ascii="Arial" w:cs="Arial" w:eastAsia="Arial" w:hAnsi="Arial"/>
+                <w:sz w:val="20"/>
+                <w:szCs w:val="20"/>
+              </w:rPr>
+              <w:t xml:space="preserve">POST /employee/create</w:t>
             </w:r>
           </w:p>
         </w:tc>
@@ -3965,7 +2945,7 @@
         </w:tc>
         <w:tc>
           <w:tcPr>
-            <w:tcW w:type="dxa" w:w="3200"/>
+            <w:tcW w:type="dxa" w:w="3400"/>
             <w:tcBorders>
               <w:top w:val="single" w:color="B0B0B0" w:sz="1"/>
               <w:left w:val="single" w:color="B0B0B0" w:sz="1"/>
@@ -3987,13 +2967,13 @@
                 <w:sz w:val="20"/>
                 <w:szCs w:val="20"/>
               </w:rPr>
-              <w:t xml:space="preserve">Body inválido</w:t>
-            </w:r>
-          </w:p>
-        </w:tc>
-        <w:tc>
-          <w:tcPr>
-            <w:tcW w:type="dxa" w:w="3760"/>
+              <w:t xml:space="preserve">Duplicado</w:t>
+            </w:r>
+          </w:p>
+        </w:tc>
+        <w:tc>
+          <w:tcPr>
+            <w:tcW w:type="dxa" w:w="3560"/>
             <w:tcBorders>
               <w:top w:val="single" w:color="B0B0B0" w:sz="1"/>
               <w:left w:val="single" w:color="B0B0B0" w:sz="1"/>
@@ -4015,7 +2995,7 @@
                 <w:sz w:val="20"/>
                 <w:szCs w:val="20"/>
               </w:rPr>
-              <w:t xml:space="preserve">POST /employees</w:t>
+              <w:t xml:space="preserve">POST /employee/create</w:t>
             </w:r>
           </w:p>
         </w:tc>
@@ -4043,7 +3023,7 @@
                 <w:sz w:val="20"/>
                 <w:szCs w:val="20"/>
               </w:rPr>
-              <w:t xml:space="preserve">400</w:t>
+              <w:t xml:space="preserve">409</w:t>
             </w:r>
           </w:p>
         </w:tc>
@@ -4078,55 +3058,55 @@
         </w:tc>
         <w:tc>
           <w:tcPr>
-            <w:tcW w:type="dxa" w:w="3200"/>
-            <w:tcBorders>
-              <w:top w:val="single" w:color="B0B0B0" w:sz="1"/>
-              <w:left w:val="single" w:color="B0B0B0" w:sz="1"/>
-              <w:bottom w:val="single" w:color="B0B0B0" w:sz="1"/>
-              <w:right w:val="single" w:color="B0B0B0" w:sz="1"/>
-            </w:tcBorders>
-            <w:tcMar>
-              <w:top w:type="dxa" w:w="80"/>
-              <w:left w:type="dxa" w:w="120"/>
-              <w:bottom w:type="dxa" w:w="80"/>
-              <w:right w:type="dxa" w:w="120"/>
-            </w:tcMar>
-          </w:tcPr>
-          <w:p>
-            <w:r>
-              <w:rPr>
-                <w:rFonts w:ascii="Arial" w:cs="Arial" w:eastAsia="Arial" w:hAnsi="Arial"/>
-                <w:sz w:val="20"/>
-                <w:szCs w:val="20"/>
-              </w:rPr>
-              <w:t xml:space="preserve">Empleado inexistente</w:t>
-            </w:r>
-          </w:p>
-        </w:tc>
-        <w:tc>
-          <w:tcPr>
-            <w:tcW w:type="dxa" w:w="3760"/>
-            <w:tcBorders>
-              <w:top w:val="single" w:color="B0B0B0" w:sz="1"/>
-              <w:left w:val="single" w:color="B0B0B0" w:sz="1"/>
-              <w:bottom w:val="single" w:color="B0B0B0" w:sz="1"/>
-              <w:right w:val="single" w:color="B0B0B0" w:sz="1"/>
-            </w:tcBorders>
-            <w:tcMar>
-              <w:top w:type="dxa" w:w="80"/>
-              <w:left w:type="dxa" w:w="120"/>
-              <w:bottom w:type="dxa" w:w="80"/>
-              <w:right w:type="dxa" w:w="120"/>
-            </w:tcMar>
-          </w:tcPr>
-          <w:p>
-            <w:r>
-              <w:rPr>
-                <w:rFonts w:ascii="Arial" w:cs="Arial" w:eastAsia="Arial" w:hAnsi="Arial"/>
-                <w:sz w:val="20"/>
-                <w:szCs w:val="20"/>
-              </w:rPr>
-              <w:t xml:space="preserve">POST /employees/search</w:t>
+            <w:tcW w:type="dxa" w:w="3400"/>
+            <w:tcBorders>
+              <w:top w:val="single" w:color="B0B0B0" w:sz="1"/>
+              <w:left w:val="single" w:color="B0B0B0" w:sz="1"/>
+              <w:bottom w:val="single" w:color="B0B0B0" w:sz="1"/>
+              <w:right w:val="single" w:color="B0B0B0" w:sz="1"/>
+            </w:tcBorders>
+            <w:tcMar>
+              <w:top w:type="dxa" w:w="80"/>
+              <w:left w:type="dxa" w:w="120"/>
+              <w:bottom w:type="dxa" w:w="80"/>
+              <w:right w:type="dxa" w:w="120"/>
+            </w:tcMar>
+          </w:tcPr>
+          <w:p>
+            <w:r>
+              <w:rPr>
+                <w:rFonts w:ascii="Arial" w:cs="Arial" w:eastAsia="Arial" w:hAnsi="Arial"/>
+                <w:sz w:val="20"/>
+                <w:szCs w:val="20"/>
+              </w:rPr>
+              <w:t xml:space="preserve">Cipher inválido</w:t>
+            </w:r>
+          </w:p>
+        </w:tc>
+        <w:tc>
+          <w:tcPr>
+            <w:tcW w:type="dxa" w:w="3560"/>
+            <w:tcBorders>
+              <w:top w:val="single" w:color="B0B0B0" w:sz="1"/>
+              <w:left w:val="single" w:color="B0B0B0" w:sz="1"/>
+              <w:bottom w:val="single" w:color="B0B0B0" w:sz="1"/>
+              <w:right w:val="single" w:color="B0B0B0" w:sz="1"/>
+            </w:tcBorders>
+            <w:tcMar>
+              <w:top w:type="dxa" w:w="80"/>
+              <w:left w:type="dxa" w:w="120"/>
+              <w:bottom w:type="dxa" w:w="80"/>
+              <w:right w:type="dxa" w:w="120"/>
+            </w:tcMar>
+          </w:tcPr>
+          <w:p>
+            <w:r>
+              <w:rPr>
+                <w:rFonts w:ascii="Arial" w:cs="Arial" w:eastAsia="Arial" w:hAnsi="Arial"/>
+                <w:sz w:val="20"/>
+                <w:szCs w:val="20"/>
+              </w:rPr>
+              <w:t xml:space="preserve">POST /employee/get</w:t>
             </w:r>
           </w:p>
         </w:tc>
@@ -4153,7 +3133,7 @@
                 <w:sz w:val="20"/>
                 <w:szCs w:val="20"/>
               </w:rPr>
-              <w:t xml:space="preserve">404</w:t>
+              <w:t xml:space="preserve">400</w:t>
             </w:r>
           </w:p>
         </w:tc>
@@ -4183,13 +3163,13 @@
                 <w:sz w:val="20"/>
                 <w:szCs w:val="20"/>
               </w:rPr>
-              <w:t xml:space="preserve">3.7</w:t>
-            </w:r>
-          </w:p>
-        </w:tc>
-        <w:tc>
-          <w:tcPr>
-            <w:tcW w:type="dxa" w:w="3200"/>
+              <w:t xml:space="preserve">4</w:t>
+            </w:r>
+          </w:p>
+        </w:tc>
+        <w:tc>
+          <w:tcPr>
+            <w:tcW w:type="dxa" w:w="3400"/>
             <w:tcBorders>
               <w:top w:val="single" w:color="B0B0B0" w:sz="1"/>
               <w:left w:val="single" w:color="B0B0B0" w:sz="1"/>
@@ -4211,13 +3191,13 @@
                 <w:sz w:val="20"/>
                 <w:szCs w:val="20"/>
               </w:rPr>
-              <w:t xml:space="preserve">Token inválido</w:t>
-            </w:r>
-          </w:p>
-        </w:tc>
-        <w:tc>
-          <w:tcPr>
-            <w:tcW w:type="dxa" w:w="3760"/>
+              <w:t xml:space="preserve">Health / readiness</w:t>
+            </w:r>
+          </w:p>
+        </w:tc>
+        <w:tc>
+          <w:tcPr>
+            <w:tcW w:type="dxa" w:w="3560"/>
             <w:tcBorders>
               <w:top w:val="single" w:color="B0B0B0" w:sz="1"/>
               <w:left w:val="single" w:color="B0B0B0" w:sz="1"/>
@@ -4239,7 +3219,7 @@
                 <w:sz w:val="20"/>
                 <w:szCs w:val="20"/>
               </w:rPr>
-              <w:t xml:space="preserve">POST /employees/search</w:t>
+              <w:t xml:space="preserve">GET /health, /health/ready</w:t>
             </w:r>
           </w:p>
         </w:tc>
@@ -4267,346 +3247,31 @@
                 <w:sz w:val="20"/>
                 <w:szCs w:val="20"/>
               </w:rPr>
-              <w:t xml:space="preserve">401</w:t>
-            </w:r>
-          </w:p>
-        </w:tc>
-      </w:tr>
-      <w:tr>
-        <w:tc>
-          <w:tcPr>
-            <w:tcW w:type="dxa" w:w="700"/>
-            <w:tcBorders>
-              <w:top w:val="single" w:color="B0B0B0" w:sz="1"/>
-              <w:left w:val="single" w:color="B0B0B0" w:sz="1"/>
-              <w:bottom w:val="single" w:color="B0B0B0" w:sz="1"/>
-              <w:right w:val="single" w:color="B0B0B0" w:sz="1"/>
-            </w:tcBorders>
-            <w:tcMar>
-              <w:top w:type="dxa" w:w="80"/>
-              <w:left w:type="dxa" w:w="120"/>
-              <w:bottom w:type="dxa" w:w="80"/>
-              <w:right w:type="dxa" w:w="120"/>
-            </w:tcMar>
-          </w:tcPr>
-          <w:p>
-            <w:r>
-              <w:rPr>
-                <w:rFonts w:ascii="Arial" w:cs="Arial" w:eastAsia="Arial" w:hAnsi="Arial"/>
-                <w:sz w:val="20"/>
-                <w:szCs w:val="20"/>
-              </w:rPr>
-              <w:t xml:space="preserve">4</w:t>
-            </w:r>
-          </w:p>
-        </w:tc>
-        <w:tc>
-          <w:tcPr>
-            <w:tcW w:type="dxa" w:w="3200"/>
-            <w:tcBorders>
-              <w:top w:val="single" w:color="B0B0B0" w:sz="1"/>
-              <w:left w:val="single" w:color="B0B0B0" w:sz="1"/>
-              <w:bottom w:val="single" w:color="B0B0B0" w:sz="1"/>
-              <w:right w:val="single" w:color="B0B0B0" w:sz="1"/>
-            </w:tcBorders>
-            <w:tcMar>
-              <w:top w:type="dxa" w:w="80"/>
-              <w:left w:type="dxa" w:w="120"/>
-              <w:bottom w:type="dxa" w:w="80"/>
-              <w:right w:type="dxa" w:w="120"/>
-            </w:tcMar>
-          </w:tcPr>
-          <w:p>
-            <w:r>
-              <w:rPr>
-                <w:rFonts w:ascii="Arial" w:cs="Arial" w:eastAsia="Arial" w:hAnsi="Arial"/>
-                <w:sz w:val="20"/>
-                <w:szCs w:val="20"/>
-              </w:rPr>
-              <w:t xml:space="preserve">Health / readiness</w:t>
-            </w:r>
-          </w:p>
-        </w:tc>
-        <w:tc>
-          <w:tcPr>
-            <w:tcW w:type="dxa" w:w="3760"/>
-            <w:tcBorders>
-              <w:top w:val="single" w:color="B0B0B0" w:sz="1"/>
-              <w:left w:val="single" w:color="B0B0B0" w:sz="1"/>
-              <w:bottom w:val="single" w:color="B0B0B0" w:sz="1"/>
-              <w:right w:val="single" w:color="B0B0B0" w:sz="1"/>
-            </w:tcBorders>
-            <w:tcMar>
-              <w:top w:type="dxa" w:w="80"/>
-              <w:left w:type="dxa" w:w="120"/>
-              <w:bottom w:type="dxa" w:w="80"/>
-              <w:right w:type="dxa" w:w="120"/>
-            </w:tcMar>
-          </w:tcPr>
-          <w:p>
-            <w:r>
-              <w:rPr>
-                <w:rFonts w:ascii="Arial" w:cs="Arial" w:eastAsia="Arial" w:hAnsi="Arial"/>
-                <w:sz w:val="20"/>
-                <w:szCs w:val="20"/>
-              </w:rPr>
-              <w:t xml:space="preserve">GET /health, /health/ready</w:t>
-            </w:r>
-          </w:p>
-        </w:tc>
-        <w:tc>
-          <w:tcPr>
-            <w:tcW w:type="dxa" w:w="1700"/>
-            <w:tcBorders>
-              <w:top w:val="single" w:color="B0B0B0" w:sz="1"/>
-              <w:left w:val="single" w:color="B0B0B0" w:sz="1"/>
-              <w:bottom w:val="single" w:color="B0B0B0" w:sz="1"/>
-              <w:right w:val="single" w:color="B0B0B0" w:sz="1"/>
-            </w:tcBorders>
-            <w:tcMar>
-              <w:top w:type="dxa" w:w="80"/>
-              <w:left w:type="dxa" w:w="120"/>
-              <w:bottom w:type="dxa" w:w="80"/>
-              <w:right w:type="dxa" w:w="120"/>
-            </w:tcMar>
-          </w:tcPr>
-          <w:p>
-            <w:r>
-              <w:rPr>
-                <w:rFonts w:ascii="Arial" w:cs="Arial" w:eastAsia="Arial" w:hAnsi="Arial"/>
-                <w:sz w:val="20"/>
-                <w:szCs w:val="20"/>
-              </w:rPr>
               <w:t xml:space="preserve">200</w:t>
-            </w:r>
-          </w:p>
-        </w:tc>
-      </w:tr>
-      <w:tr>
-        <w:tc>
-          <w:tcPr>
-            <w:tcW w:type="dxa" w:w="700"/>
-            <w:tcBorders>
-              <w:top w:val="single" w:color="B0B0B0" w:sz="1"/>
-              <w:left w:val="single" w:color="B0B0B0" w:sz="1"/>
-              <w:bottom w:val="single" w:color="B0B0B0" w:sz="1"/>
-              <w:right w:val="single" w:color="B0B0B0" w:sz="1"/>
-            </w:tcBorders>
-            <w:shd w:fill="F2F2F2" w:val="clear"/>
-            <w:tcMar>
-              <w:top w:type="dxa" w:w="80"/>
-              <w:left w:type="dxa" w:w="120"/>
-              <w:bottom w:type="dxa" w:w="80"/>
-              <w:right w:type="dxa" w:w="120"/>
-            </w:tcMar>
-          </w:tcPr>
-          <w:p>
-            <w:r>
-              <w:rPr>
-                <w:rFonts w:ascii="Arial" w:cs="Arial" w:eastAsia="Arial" w:hAnsi="Arial"/>
-                <w:sz w:val="20"/>
-                <w:szCs w:val="20"/>
-              </w:rPr>
-              <w:t xml:space="preserve">5.1</w:t>
-            </w:r>
-          </w:p>
-        </w:tc>
-        <w:tc>
-          <w:tcPr>
-            <w:tcW w:type="dxa" w:w="3200"/>
-            <w:tcBorders>
-              <w:top w:val="single" w:color="B0B0B0" w:sz="1"/>
-              <w:left w:val="single" w:color="B0B0B0" w:sz="1"/>
-              <w:bottom w:val="single" w:color="B0B0B0" w:sz="1"/>
-              <w:right w:val="single" w:color="B0B0B0" w:sz="1"/>
-            </w:tcBorders>
-            <w:shd w:fill="F2F2F2" w:val="clear"/>
-            <w:tcMar>
-              <w:top w:type="dxa" w:w="80"/>
-              <w:left w:type="dxa" w:w="120"/>
-              <w:bottom w:type="dxa" w:w="80"/>
-              <w:right w:type="dxa" w:w="120"/>
-            </w:tcMar>
-          </w:tcPr>
-          <w:p>
-            <w:r>
-              <w:rPr>
-                <w:rFonts w:ascii="Arial" w:cs="Arial" w:eastAsia="Arial" w:hAnsi="Arial"/>
-                <w:sz w:val="20"/>
-                <w:szCs w:val="20"/>
-              </w:rPr>
-              <w:t xml:space="preserve">Crear cifrado (RequestJson→ResponseJson)</w:t>
-            </w:r>
-          </w:p>
-        </w:tc>
-        <w:tc>
-          <w:tcPr>
-            <w:tcW w:type="dxa" w:w="3760"/>
-            <w:tcBorders>
-              <w:top w:val="single" w:color="B0B0B0" w:sz="1"/>
-              <w:left w:val="single" w:color="B0B0B0" w:sz="1"/>
-              <w:bottom w:val="single" w:color="B0B0B0" w:sz="1"/>
-              <w:right w:val="single" w:color="B0B0B0" w:sz="1"/>
-            </w:tcBorders>
-            <w:shd w:fill="F2F2F2" w:val="clear"/>
-            <w:tcMar>
-              <w:top w:type="dxa" w:w="80"/>
-              <w:left w:type="dxa" w:w="120"/>
-              <w:bottom w:type="dxa" w:w="80"/>
-              <w:right w:type="dxa" w:w="120"/>
-            </w:tcMar>
-          </w:tcPr>
-          <w:p>
-            <w:r>
-              <w:rPr>
-                <w:rFonts w:ascii="Arial" w:cs="Arial" w:eastAsia="Arial" w:hAnsi="Arial"/>
-                <w:sz w:val="20"/>
-                <w:szCs w:val="20"/>
-              </w:rPr>
-              <w:t xml:space="preserve">POST /employees</w:t>
-            </w:r>
-          </w:p>
-        </w:tc>
-        <w:tc>
-          <w:tcPr>
-            <w:tcW w:type="dxa" w:w="1700"/>
-            <w:tcBorders>
-              <w:top w:val="single" w:color="B0B0B0" w:sz="1"/>
-              <w:left w:val="single" w:color="B0B0B0" w:sz="1"/>
-              <w:bottom w:val="single" w:color="B0B0B0" w:sz="1"/>
-              <w:right w:val="single" w:color="B0B0B0" w:sz="1"/>
-            </w:tcBorders>
-            <w:shd w:fill="F2F2F2" w:val="clear"/>
-            <w:tcMar>
-              <w:top w:type="dxa" w:w="80"/>
-              <w:left w:type="dxa" w:w="120"/>
-              <w:bottom w:type="dxa" w:w="80"/>
-              <w:right w:type="dxa" w:w="120"/>
-            </w:tcMar>
-          </w:tcPr>
-          <w:p>
-            <w:r>
-              <w:rPr>
-                <w:rFonts w:ascii="Arial" w:cs="Arial" w:eastAsia="Arial" w:hAnsi="Arial"/>
-                <w:sz w:val="20"/>
-                <w:szCs w:val="20"/>
-              </w:rPr>
-              <w:t xml:space="preserve">201</w:t>
-            </w:r>
-          </w:p>
-        </w:tc>
-      </w:tr>
-      <w:tr>
-        <w:tc>
-          <w:tcPr>
-            <w:tcW w:type="dxa" w:w="700"/>
-            <w:tcBorders>
-              <w:top w:val="single" w:color="B0B0B0" w:sz="1"/>
-              <w:left w:val="single" w:color="B0B0B0" w:sz="1"/>
-              <w:bottom w:val="single" w:color="B0B0B0" w:sz="1"/>
-              <w:right w:val="single" w:color="B0B0B0" w:sz="1"/>
-            </w:tcBorders>
-            <w:tcMar>
-              <w:top w:type="dxa" w:w="80"/>
-              <w:left w:type="dxa" w:w="120"/>
-              <w:bottom w:type="dxa" w:w="80"/>
-              <w:right w:type="dxa" w:w="120"/>
-            </w:tcMar>
-          </w:tcPr>
-          <w:p>
-            <w:r>
-              <w:rPr>
-                <w:rFonts w:ascii="Arial" w:cs="Arial" w:eastAsia="Arial" w:hAnsi="Arial"/>
-                <w:sz w:val="20"/>
-                <w:szCs w:val="20"/>
-              </w:rPr>
-              <w:t xml:space="preserve">5.2</w:t>
-            </w:r>
-          </w:p>
-        </w:tc>
-        <w:tc>
-          <w:tcPr>
-            <w:tcW w:type="dxa" w:w="3200"/>
-            <w:tcBorders>
-              <w:top w:val="single" w:color="B0B0B0" w:sz="1"/>
-              <w:left w:val="single" w:color="B0B0B0" w:sz="1"/>
-              <w:bottom w:val="single" w:color="B0B0B0" w:sz="1"/>
-              <w:right w:val="single" w:color="B0B0B0" w:sz="1"/>
-            </w:tcBorders>
-            <w:tcMar>
-              <w:top w:type="dxa" w:w="80"/>
-              <w:left w:type="dxa" w:w="120"/>
-              <w:bottom w:type="dxa" w:w="80"/>
-              <w:right w:type="dxa" w:w="120"/>
-            </w:tcMar>
-          </w:tcPr>
-          <w:p>
-            <w:r>
-              <w:rPr>
-                <w:rFonts w:ascii="Arial" w:cs="Arial" w:eastAsia="Arial" w:hAnsi="Arial"/>
-                <w:sz w:val="20"/>
-                <w:szCs w:val="20"/>
-              </w:rPr>
-              <w:t xml:space="preserve">Cipher inválido</w:t>
-            </w:r>
-          </w:p>
-        </w:tc>
-        <w:tc>
-          <w:tcPr>
-            <w:tcW w:type="dxa" w:w="3760"/>
-            <w:tcBorders>
-              <w:top w:val="single" w:color="B0B0B0" w:sz="1"/>
-              <w:left w:val="single" w:color="B0B0B0" w:sz="1"/>
-              <w:bottom w:val="single" w:color="B0B0B0" w:sz="1"/>
-              <w:right w:val="single" w:color="B0B0B0" w:sz="1"/>
-            </w:tcBorders>
-            <w:tcMar>
-              <w:top w:type="dxa" w:w="80"/>
-              <w:left w:type="dxa" w:w="120"/>
-              <w:bottom w:type="dxa" w:w="80"/>
-              <w:right w:type="dxa" w:w="120"/>
-            </w:tcMar>
-          </w:tcPr>
-          <w:p>
-            <w:r>
-              <w:rPr>
-                <w:rFonts w:ascii="Arial" w:cs="Arial" w:eastAsia="Arial" w:hAnsi="Arial"/>
-                <w:sz w:val="20"/>
-                <w:szCs w:val="20"/>
-              </w:rPr>
-              <w:t xml:space="preserve">POST /employees</w:t>
-            </w:r>
-          </w:p>
-        </w:tc>
-        <w:tc>
-          <w:tcPr>
-            <w:tcW w:type="dxa" w:w="1700"/>
-            <w:tcBorders>
-              <w:top w:val="single" w:color="B0B0B0" w:sz="1"/>
-              <w:left w:val="single" w:color="B0B0B0" w:sz="1"/>
-              <w:bottom w:val="single" w:color="B0B0B0" w:sz="1"/>
-              <w:right w:val="single" w:color="B0B0B0" w:sz="1"/>
-            </w:tcBorders>
-            <w:tcMar>
-              <w:top w:type="dxa" w:w="80"/>
-              <w:left w:type="dxa" w:w="120"/>
-              <w:bottom w:type="dxa" w:w="80"/>
-              <w:right w:type="dxa" w:w="120"/>
-            </w:tcMar>
-          </w:tcPr>
-          <w:p>
-            <w:r>
-              <w:rPr>
-                <w:rFonts w:ascii="Arial" w:cs="Arial" w:eastAsia="Arial" w:hAnsi="Arial"/>
-                <w:sz w:val="20"/>
-                <w:szCs w:val="20"/>
-              </w:rPr>
-              <w:t xml:space="preserve">400</w:t>
             </w:r>
           </w:p>
         </w:tc>
       </w:tr>
     </w:tbl>
+    <w:p>
+      <w:pPr>
+        <w:spacing w:after="120"/>
+        <w:rPr>
+          <w:color w:val="666666"/>
+          <w:sz w:val="18"/>
+          <w:szCs w:val="18"/>
+        </w:rPr>
+      </w:pPr>
+      <w:r>
+        <w:rPr>
+          <w:rFonts w:ascii="Arial" w:cs="Arial" w:eastAsia="Arial" w:hAnsi="Arial"/>
+          <w:color w:val="666666"/>
+          <w:sz w:val="18"/>
+          <w:szCs w:val="18"/>
+        </w:rPr>
+        <w:t xml:space="preserve">La ruta base completa es $BASE_URL/ftd-spi-employee/rest/... El caso 403 (token de país no autorizado) está cubierto en las pruebas e2e automatizadas.</w:t>
+      </w:r>
+    </w:p>
     <w:sectPr>
       <w:headerReference w:type="default" r:id="rId7"/>
       <w:footerReference w:type="default" r:id="rId8"/>
